--- a/docs/reports/stage4-comparison.docx
+++ b/docs/reports/stage4-comparison.docx
@@ -2670,7 +2670,81 @@
         <w:rPr>
           <w:lang w:val="uk"/>
         </w:rPr>
-        <w:t xml:space="preserve">припадає на роботу з локальною папкою. У десктопі це main-процес, 640 рядків:</w:t>
+        <w:t xml:space="preserve">припадає на роботу з локальною папкою. У десктопі це 623 рядки: модулі</w:t>
+      </w:r>
+      <w:r>
+        <w:rPr>
+          <w:lang w:val="uk"/>
+        </w:rPr>
+        <w:t xml:space="preserve"> </w:t>
+      </w:r>
+      <w:r>
+        <w:rPr>
+          <w:lang w:val="uk"/>
+        </w:rPr>
+        <w:t xml:space="preserve">main-процесу, крім</w:t>
+      </w:r>
+      <w:r>
+        <w:rPr>
+          <w:lang w:val="uk"/>
+        </w:rPr>
+        <w:t xml:space="preserve"> </w:t>
+      </w:r>
+      <w:r>
+        <w:rPr>
+          <w:rStyle w:val="VerbatimChar"/>
+          <w:lang w:val="uk"/>
+        </w:rPr>
+        <w:t xml:space="preserve">index.ts</w:t>
+      </w:r>
+      <w:r>
+        <w:rPr>
+          <w:lang w:val="uk"/>
+        </w:rPr>
+        <w:t xml:space="preserve"> </w:t>
+      </w:r>
+      <w:r>
+        <w:rPr>
+          <w:lang w:val="uk"/>
+        </w:rPr>
+        <w:t xml:space="preserve">(створення вікна) і</w:t>
+      </w:r>
+      <w:r>
+        <w:rPr>
+          <w:lang w:val="uk"/>
+        </w:rPr>
+        <w:t xml:space="preserve"> </w:t>
+      </w:r>
+      <w:r>
+        <w:rPr>
+          <w:rStyle w:val="VerbatimChar"/>
+          <w:lang w:val="uk"/>
+        </w:rPr>
+        <w:t xml:space="preserve">fileTransfers.ts</w:t>
+      </w:r>
+      <w:r>
+        <w:rPr>
+          <w:lang w:val="uk"/>
+        </w:rPr>
+        <w:t xml:space="preserve"> </w:t>
+      </w:r>
+      <w:r>
+        <w:rPr>
+          <w:lang w:val="uk"/>
+        </w:rPr>
+        <w:t xml:space="preserve">(збереження</w:t>
+      </w:r>
+      <w:r>
+        <w:rPr>
+          <w:lang w:val="uk"/>
+        </w:rPr>
+        <w:t xml:space="preserve"> </w:t>
+      </w:r>
+      <w:r>
+        <w:rPr>
+          <w:lang w:val="uk"/>
+        </w:rPr>
+        <w:t xml:space="preserve">файлів), тобто</w:t>
       </w:r>
       <w:r>
         <w:rPr>
@@ -2740,25 +2814,57 @@
           <w:rStyle w:val="VerbatimChar"/>
           <w:lang w:val="uk"/>
         </w:rPr>
+        <w:t xml:space="preserve">JsonSnapshotStore</w:t>
+      </w:r>
+      <w:r>
+        <w:rPr>
+          <w:lang w:val="uk"/>
+        </w:rPr>
+        <w:t xml:space="preserve">,</w:t>
+      </w:r>
+      <w:r>
+        <w:rPr>
+          <w:lang w:val="uk"/>
+        </w:rPr>
+        <w:t xml:space="preserve"> </w:t>
+      </w:r>
+      <w:r>
+        <w:rPr>
+          <w:rStyle w:val="VerbatimChar"/>
+          <w:lang w:val="uk"/>
+        </w:rPr>
         <w:t xml:space="preserve">SettingsStore</w:t>
       </w:r>
       <w:r>
         <w:rPr>
           <w:lang w:val="uk"/>
         </w:rPr>
-        <w:t xml:space="preserve">, збереження</w:t>
-      </w:r>
-      <w:r>
-        <w:rPr>
-          <w:lang w:val="uk"/>
-        </w:rPr>
-        <w:t xml:space="preserve"> </w:t>
-      </w:r>
-      <w:r>
-        <w:rPr>
-          <w:lang w:val="uk"/>
-        </w:rPr>
-        <w:t xml:space="preserve">файлів і обробники IPC. У вебі це каталог</w:t>
+        <w:t xml:space="preserve"> </w:t>
+      </w:r>
+      <w:r>
+        <w:rPr>
+          <w:lang w:val="uk"/>
+        </w:rPr>
+        <w:t xml:space="preserve">і обробники IPC, разом із хуком</w:t>
+      </w:r>
+      <w:r>
+        <w:rPr>
+          <w:lang w:val="uk"/>
+        </w:rPr>
+        <w:t xml:space="preserve"> </w:t>
+      </w:r>
+      <w:r>
+        <w:rPr>
+          <w:rStyle w:val="VerbatimChar"/>
+          <w:lang w:val="uk"/>
+        </w:rPr>
+        <w:t xml:space="preserve">useDesktopSync</w:t>
+      </w:r>
+      <w:r>
+        <w:rPr>
+          <w:lang w:val="uk"/>
+        </w:rPr>
+        <w:t xml:space="preserve">. У вебі це каталог</w:t>
       </w:r>
       <w:r>
         <w:rPr>
@@ -2777,6 +2883,31 @@
         <w:rPr>
           <w:lang w:val="uk"/>
         </w:rPr>
+        <w:t xml:space="preserve"> </w:t>
+      </w:r>
+      <w:r>
+        <w:rPr>
+          <w:lang w:val="uk"/>
+        </w:rPr>
+        <w:t xml:space="preserve">разом із хуком</w:t>
+      </w:r>
+      <w:r>
+        <w:rPr>
+          <w:lang w:val="uk"/>
+        </w:rPr>
+        <w:t xml:space="preserve"> </w:t>
+      </w:r>
+      <w:r>
+        <w:rPr>
+          <w:rStyle w:val="VerbatimChar"/>
+          <w:lang w:val="uk"/>
+        </w:rPr>
+        <w:t xml:space="preserve">useWebSync</w:t>
+      </w:r>
+      <w:r>
+        <w:rPr>
+          <w:lang w:val="uk"/>
+        </w:rPr>
         <w:t xml:space="preserve">, 855 рядків:</w:t>
       </w:r>
       <w:r>
@@ -2796,19 +2927,7 @@
         <w:rPr>
           <w:lang w:val="uk"/>
         </w:rPr>
-        <w:t xml:space="preserve">,</w:t>
-      </w:r>
-      <w:r>
-        <w:rPr>
-          <w:lang w:val="uk"/>
-        </w:rPr>
-        <w:t xml:space="preserve"> </w:t>
-      </w:r>
-      <w:r>
-        <w:rPr>
-          <w:lang w:val="uk"/>
-        </w:rPr>
-        <w:t xml:space="preserve">сховища в IndexedDB і</w:t>
+        <w:t xml:space="preserve">, сховища в IndexedDB і</w:t>
       </w:r>
       <w:r>
         <w:rPr>
@@ -2833,43 +2952,55 @@
         <w:rPr>
           <w:lang w:val="uk"/>
         </w:rPr>
-        <w:t xml:space="preserve">з опитуванням папки, запитами дозволу і</w:t>
-      </w:r>
-      <w:r>
-        <w:rPr>
-          <w:lang w:val="uk"/>
-        </w:rPr>
-        <w:t xml:space="preserve"> </w:t>
-      </w:r>
-      <w:r>
-        <w:rPr>
-          <w:lang w:val="uk"/>
-        </w:rPr>
-        <w:t xml:space="preserve">перекладом помилок браузера. Веб потребує тут більше коду, бо мусить обходити</w:t>
-      </w:r>
-      <w:r>
-        <w:rPr>
-          <w:lang w:val="uk"/>
-        </w:rPr>
-        <w:t xml:space="preserve"> </w:t>
-      </w:r>
-      <w:r>
-        <w:rPr>
-          <w:lang w:val="uk"/>
-        </w:rPr>
-        <w:t xml:space="preserve">обмеження браузера. До тестових файлів зараховано й допоміжні: фіктивний API і</w:t>
-      </w:r>
-      <w:r>
-        <w:rPr>
-          <w:lang w:val="uk"/>
-        </w:rPr>
-        <w:t xml:space="preserve"> </w:t>
-      </w:r>
-      <w:r>
-        <w:rPr>
-          <w:lang w:val="uk"/>
-        </w:rPr>
-        <w:t xml:space="preserve">файлову систему в пам’яті.</w:t>
+        <w:t xml:space="preserve">з опитуванням папки.</w:t>
+      </w:r>
+      <w:r>
+        <w:rPr>
+          <w:lang w:val="uk"/>
+        </w:rPr>
+        <w:t xml:space="preserve"> </w:t>
+      </w:r>
+      <w:r>
+        <w:rPr>
+          <w:lang w:val="uk"/>
+        </w:rPr>
+        <w:t xml:space="preserve">Різниця у 232 рядки припадає переважно на запити дозволу на папку, сховища в</w:t>
+      </w:r>
+      <w:r>
+        <w:rPr>
+          <w:lang w:val="uk"/>
+        </w:rPr>
+        <w:t xml:space="preserve"> </w:t>
+      </w:r>
+      <w:r>
+        <w:rPr>
+          <w:lang w:val="uk"/>
+        </w:rPr>
+        <w:t xml:space="preserve">IndexedDB і переклад помилок браузера. Ці рядки пораховано так само, як у таблиці.</w:t>
+      </w:r>
+      <w:r>
+        <w:rPr>
+          <w:lang w:val="uk"/>
+        </w:rPr>
+        <w:t xml:space="preserve"> </w:t>
+      </w:r>
+      <w:r>
+        <w:rPr>
+          <w:lang w:val="uk"/>
+        </w:rPr>
+        <w:t xml:space="preserve">До тестових файлів зараховано й допоміжні: фіктивний API і файлову систему в</w:t>
+      </w:r>
+      <w:r>
+        <w:rPr>
+          <w:lang w:val="uk"/>
+        </w:rPr>
+        <w:t xml:space="preserve"> </w:t>
+      </w:r>
+      <w:r>
+        <w:rPr>
+          <w:lang w:val="uk"/>
+        </w:rPr>
+        <w:t xml:space="preserve">пам’яті.</w:t>
       </w:r>
     </w:p>
     <w:p>
@@ -3074,19 +3205,19 @@
         <w:rPr>
           <w:lang w:val="uk"/>
         </w:rPr>
-        <w:t xml:space="preserve">. Тести цих функцій (17 для розширень, сортування й фільтра,</w:t>
-      </w:r>
-      <w:r>
-        <w:rPr>
-          <w:lang w:val="uk"/>
-        </w:rPr>
-        <w:t xml:space="preserve"> </w:t>
-      </w:r>
-      <w:r>
-        <w:rPr>
-          <w:lang w:val="uk"/>
-        </w:rPr>
-        <w:t xml:space="preserve">15 для перегляду, 3 для стовпців) лежать у</w:t>
+        <w:t xml:space="preserve">. Тести цих функцій (17 для розширень, сортування й</w:t>
+      </w:r>
+      <w:r>
+        <w:rPr>
+          <w:lang w:val="uk"/>
+        </w:rPr>
+        <w:t xml:space="preserve"> </w:t>
+      </w:r>
+      <w:r>
+        <w:rPr>
+          <w:lang w:val="uk"/>
+        </w:rPr>
+        <w:t xml:space="preserve">фільтра, 15 для перегляду, 3 для стовпців) лежать у</w:t>
       </w:r>
       <w:r>
         <w:rPr>
@@ -3111,31 +3242,31 @@
         <w:rPr>
           <w:lang w:val="uk"/>
         </w:rPr>
-        <w:t xml:space="preserve">і перевіряють саме той</w:t>
-      </w:r>
-      <w:r>
-        <w:rPr>
-          <w:lang w:val="uk"/>
-        </w:rPr>
-        <w:t xml:space="preserve"> </w:t>
-      </w:r>
-      <w:r>
-        <w:rPr>
-          <w:lang w:val="uk"/>
-        </w:rPr>
-        <w:t xml:space="preserve">код, який потрапляє в обидві збірки, а наскрізні перевірки обох клієнтів однаково</w:t>
-      </w:r>
-      <w:r>
-        <w:rPr>
-          <w:lang w:val="uk"/>
-        </w:rPr>
-        <w:t xml:space="preserve"> </w:t>
-      </w:r>
-      <w:r>
-        <w:rPr>
-          <w:lang w:val="uk"/>
-        </w:rPr>
-        <w:t xml:space="preserve">вмикають спадання з «Лише .cpp» і очікують</w:t>
+        <w:t xml:space="preserve">і перевіряють</w:t>
+      </w:r>
+      <w:r>
+        <w:rPr>
+          <w:lang w:val="uk"/>
+        </w:rPr>
+        <w:t xml:space="preserve"> </w:t>
+      </w:r>
+      <w:r>
+        <w:rPr>
+          <w:lang w:val="uk"/>
+        </w:rPr>
+        <w:t xml:space="preserve">саме той код, який потрапляє в обидві збірки, а наскрізні перевірки обох клієнтів</w:t>
+      </w:r>
+      <w:r>
+        <w:rPr>
+          <w:lang w:val="uk"/>
+        </w:rPr>
+        <w:t xml:space="preserve"> </w:t>
+      </w:r>
+      <w:r>
+        <w:rPr>
+          <w:lang w:val="uk"/>
+        </w:rPr>
+        <w:t xml:space="preserve">однаково вмикають спадання з «Лише .cpp» і очікують</w:t>
       </w:r>
       <w:r>
         <w:rPr>
@@ -3179,19 +3310,7 @@
         <w:rPr>
           <w:lang w:val="uk"/>
         </w:rPr>
-        <w:t xml:space="preserve">. Від</w:t>
-      </w:r>
-      <w:r>
-        <w:rPr>
-          <w:lang w:val="uk"/>
-        </w:rPr>
-        <w:t xml:space="preserve"> </w:t>
-      </w:r>
-      <w:r>
-        <w:rPr>
-          <w:lang w:val="uk"/>
-        </w:rPr>
-        <w:t xml:space="preserve">середовища залежить тільки мова порівняння в</w:t>
+        <w:t xml:space="preserve">. Від середовища залежить тільки мова порівняння в</w:t>
       </w:r>
       <w:r>
         <w:rPr>
@@ -3210,19 +3329,31 @@
         <w:rPr>
           <w:lang w:val="uk"/>
         </w:rPr>
-        <w:t xml:space="preserve">: її задає Electron або</w:t>
-      </w:r>
-      <w:r>
-        <w:rPr>
-          <w:lang w:val="uk"/>
-        </w:rPr>
-        <w:t xml:space="preserve"> </w:t>
-      </w:r>
-      <w:r>
-        <w:rPr>
-          <w:lang w:val="uk"/>
-        </w:rPr>
-        <w:t xml:space="preserve">браузер, тому порядок кириличних і латинських назв визначає мова системи.</w:t>
+        <w:t xml:space="preserve">: її</w:t>
+      </w:r>
+      <w:r>
+        <w:rPr>
+          <w:lang w:val="uk"/>
+        </w:rPr>
+        <w:t xml:space="preserve"> </w:t>
+      </w:r>
+      <w:r>
+        <w:rPr>
+          <w:lang w:val="uk"/>
+        </w:rPr>
+        <w:t xml:space="preserve">задає Electron або браузер, тому порядок кириличних і латинських назв визначає мова</w:t>
+      </w:r>
+      <w:r>
+        <w:rPr>
+          <w:lang w:val="uk"/>
+        </w:rPr>
+        <w:t xml:space="preserve"> </w:t>
+      </w:r>
+      <w:r>
+        <w:rPr>
+          <w:lang w:val="uk"/>
+        </w:rPr>
+        <w:t xml:space="preserve">системи в десктопі і мова браузера у вебі.</w:t>
       </w:r>
     </w:p>
     <w:bookmarkEnd w:id="14"/>
@@ -3426,7 +3557,7 @@
               <w:rPr>
                 <w:lang w:val="uk"/>
               </w:rPr>
-              <w:t xml:space="preserve">; перший запуск через пункт «Відкрити» контекстного меню</w:t>
+              <w:t xml:space="preserve">; скачаний з інтернету застосунок macOS спочатку блокує, і перший запуск треба дозволити в «Системні параметри → Конфіденційність і безпека → Усе одно відкрити»</w:t>
             </w:r>
           </w:p>
         </w:tc>
@@ -3538,7 +3669,26 @@
               <w:rPr>
                 <w:lang w:val="uk"/>
               </w:rPr>
-              <w:t xml:space="preserve">у репозиторій; нову версію користувач отримує під час наступного відкриття</w:t>
+              <w:t xml:space="preserve">у гілку</w:t>
+            </w:r>
+            <w:r>
+              <w:rPr>
+                <w:lang w:val="uk"/>
+              </w:rPr>
+              <w:t xml:space="preserve"> </w:t>
+            </w:r>
+            <w:r>
+              <w:rPr>
+                <w:rStyle w:val="VerbatimChar"/>
+                <w:lang w:val="uk"/>
+              </w:rPr>
+              <w:t xml:space="preserve">main</w:t>
+            </w:r>
+            <w:r>
+              <w:rPr>
+                <w:lang w:val="uk"/>
+              </w:rPr>
+              <w:t xml:space="preserve">; нову версію користувач отримує під час наступного відкриття</w:t>
             </w:r>
           </w:p>
         </w:tc>
@@ -3611,7 +3761,7 @@
               <w:rPr>
                 <w:lang w:val="uk"/>
               </w:rPr>
-              <w:t xml:space="preserve">будь-який сучасний браузер, зокрема на телефоні; синхронізація з папкою лише в Chrome і Edge</w:t>
+              <w:t xml:space="preserve">будь-який сучасний браузер, зокрема на телефоні; синхронізація з папкою лише в настільних Chrome і Edge</w:t>
             </w:r>
           </w:p>
         </w:tc>
@@ -3730,7 +3880,20 @@
               <w:rPr>
                 <w:lang w:val="uk"/>
               </w:rPr>
-              <w:t xml:space="preserve">File System Access API: handle папки без шляху, дозвіл користувача; після перезавантаження сторінки дозвіл треба підтвердити знову</w:t>
+              <w:t xml:space="preserve">File System Access API: дескриптор (</w:t>
+            </w:r>
+            <w:r>
+              <w:rPr>
+                <w:rStyle w:val="VerbatimChar"/>
+                <w:lang w:val="uk"/>
+              </w:rPr>
+              <w:t xml:space="preserve">handle</w:t>
+            </w:r>
+            <w:r>
+              <w:rPr>
+                <w:lang w:val="uk"/>
+              </w:rPr>
+              <w:t xml:space="preserve">) папки без шляху, дозвіл користувача; після перезавантаження сторінки за замовчуванням дозвіл треба підтвердити знову</w:t>
             </w:r>
           </w:p>
         </w:tc>
@@ -4024,7 +4187,7 @@
               <w:rPr>
                 <w:lang w:val="uk"/>
               </w:rPr>
-              <w:t xml:space="preserve">діалог «Зберегти як» і перетягування рядка у Finder</w:t>
+              <w:t xml:space="preserve">системний діалог збереження файлу і перетягування рядка у Finder</w:t>
             </w:r>
           </w:p>
         </w:tc>
@@ -4412,7 +4575,35 @@
               <w:rPr>
                 <w:lang w:val="uk"/>
               </w:rPr>
-              <w:t xml:space="preserve">255,3 МБ, з них Electron Framework 252,6 МБ і власний</w:t>
+              <w:t xml:space="preserve">255,3 МБ, з них Electron Framework 252,6 МБ, а код застосунку разом із залежностями (</w:t>
+            </w:r>
+            <w:r>
+              <w:rPr>
+                <w:rStyle w:val="VerbatimChar"/>
+                <w:lang w:val="uk"/>
+              </w:rPr>
+              <w:t xml:space="preserve">app.asar</w:t>
+            </w:r>
+            <w:r>
+              <w:rPr>
+                <w:lang w:val="uk"/>
+              </w:rPr>
+              <w:t xml:space="preserve">) 1,1 МБ</w:t>
+            </w:r>
+          </w:p>
+        </w:tc>
+        <w:tc>
+          <w:tcPr/>
+          <w:p>
+            <w:pPr>
+              <w:pStyle w:val="Compact"/>
+              <w:jc w:val="left"/>
+            </w:pPr>
+            <w:r>
+              <w:rPr>
+                <w:lang w:val="uk"/>
+              </w:rPr>
+              <w:t xml:space="preserve">перше відкриття</w:t>
             </w:r>
             <w:r>
               <w:rPr>
@@ -4425,7 +4616,7 @@
                 <w:rStyle w:val="VerbatimChar"/>
                 <w:lang w:val="uk"/>
               </w:rPr>
-              <w:t xml:space="preserve">app.asar</w:t>
+              <w:t xml:space="preserve">/login</w:t>
             </w:r>
             <w:r>
               <w:rPr>
@@ -4437,22 +4628,7 @@
               <w:rPr>
                 <w:lang w:val="uk"/>
               </w:rPr>
-              <w:t xml:space="preserve">1,1 МБ</w:t>
-            </w:r>
-          </w:p>
-        </w:tc>
-        <w:tc>
-          <w:tcPr/>
-          <w:p>
-            <w:pPr>
-              <w:pStyle w:val="Compact"/>
-              <w:jc w:val="left"/>
-            </w:pPr>
-            <w:r>
-              <w:rPr>
-                <w:lang w:val="uk"/>
-              </w:rPr>
-              <w:t xml:space="preserve">перше відкриття</w:t>
+              <w:t xml:space="preserve">163,4 КБ (11 запитів),</w:t>
             </w:r>
             <w:r>
               <w:rPr>
@@ -4465,7 +4641,7 @@
                 <w:rStyle w:val="VerbatimChar"/>
                 <w:lang w:val="uk"/>
               </w:rPr>
-              <w:t xml:space="preserve">/login</w:t>
+              <w:t xml:space="preserve">/workspace</w:t>
             </w:r>
             <w:r>
               <w:rPr>
@@ -4477,32 +4653,7 @@
               <w:rPr>
                 <w:lang w:val="uk"/>
               </w:rPr>
-              <w:t xml:space="preserve">163,4 КБ (11 запитів),</w:t>
-            </w:r>
-            <w:r>
-              <w:rPr>
-                <w:lang w:val="uk"/>
-              </w:rPr>
-              <w:t xml:space="preserve"> </w:t>
-            </w:r>
-            <w:r>
-              <w:rPr>
-                <w:rStyle w:val="VerbatimChar"/>
-                <w:lang w:val="uk"/>
-              </w:rPr>
-              <w:t xml:space="preserve">/workspace</w:t>
-            </w:r>
-            <w:r>
-              <w:rPr>
-                <w:lang w:val="uk"/>
-              </w:rPr>
-              <w:t xml:space="preserve"> </w:t>
-            </w:r>
-            <w:r>
-              <w:rPr>
-                <w:lang w:val="uk"/>
-              </w:rPr>
-              <w:t xml:space="preserve">171,4 КБ (15 запитів)</w:t>
+              <w:t xml:space="preserve">171,4 КБ (15 запитів, разом із відповідями API)</w:t>
             </w:r>
           </w:p>
         </w:tc>
@@ -4534,7 +4685,7 @@
               <w:rPr>
                 <w:lang w:val="uk"/>
               </w:rPr>
-              <w:t xml:space="preserve">469 мс; перший запуск після збірки 2,3 с</w:t>
+              <w:t xml:space="preserve">469 мс; перший запуск після збірки 2,3 с (один запуск)</w:t>
             </w:r>
           </w:p>
         </w:tc>
@@ -4549,7 +4700,7 @@
               <w:rPr>
                 <w:lang w:val="uk"/>
               </w:rPr>
-              <w:t xml:space="preserve">363 мс з порожнім кешем, 110 мс з кешем браузера</w:t>
+              <w:t xml:space="preserve">363 мс з порожнім кешем, 110 мс з кешем (без запуску браузера)</w:t>
             </w:r>
           </w:p>
         </w:tc>
@@ -4956,19 +5107,7 @@
         <w:rPr>
           <w:lang w:val="uk"/>
         </w:rPr>
-        <w:t xml:space="preserve">виконує 300 тестів, і</w:t>
-      </w:r>
-      <w:r>
-        <w:rPr>
-          <w:lang w:val="uk"/>
-        </w:rPr>
-        <w:t xml:space="preserve"> </w:t>
-      </w:r>
-      <w:r>
-        <w:rPr>
-          <w:lang w:val="uk"/>
-        </w:rPr>
-        <w:t xml:space="preserve">всі вони проходять.</w:t>
+        <w:t xml:space="preserve">виконує 300 тестів, і всі вони проходять.</w:t>
       </w:r>
     </w:p>
     <w:bookmarkStart w:id="15" w:name="доступ-до-файлів-і-відстеження-змін"/>
@@ -5148,43 +5287,55 @@
         <w:rPr>
           <w:lang w:val="uk"/>
         </w:rPr>
-        <w:t xml:space="preserve">Сторінка в браузері отримує лише handle обраної папки без шляху, а доступ до неї</w:t>
-      </w:r>
-      <w:r>
-        <w:rPr>
-          <w:lang w:val="uk"/>
-        </w:rPr>
-        <w:t xml:space="preserve"> </w:t>
-      </w:r>
-      <w:r>
-        <w:rPr>
-          <w:lang w:val="uk"/>
-        </w:rPr>
-        <w:t xml:space="preserve">дає користувач. Після перезавантаження Chrome пам’ятає папку, але дозвіл треба</w:t>
-      </w:r>
-      <w:r>
-        <w:rPr>
-          <w:lang w:val="uk"/>
-        </w:rPr>
-        <w:t xml:space="preserve"> </w:t>
-      </w:r>
-      <w:r>
-        <w:rPr>
-          <w:lang w:val="uk"/>
-        </w:rPr>
-        <w:t xml:space="preserve">підтвердити знову, і попросити його сторінка може тільки у відповідь на клік,</w:t>
-      </w:r>
-      <w:r>
-        <w:rPr>
-          <w:lang w:val="uk"/>
-        </w:rPr>
-        <w:t xml:space="preserve"> </w:t>
-      </w:r>
-      <w:r>
-        <w:rPr>
-          <w:lang w:val="uk"/>
-        </w:rPr>
-        <w:t xml:space="preserve">тому автоматичні запуски чекають. Змінити час файлу браузер не дозволяє, отже</w:t>
+        <w:t xml:space="preserve">Сторінка в браузері отримує лише дескриптор обраної папки без шляху, а доступ до</w:t>
+      </w:r>
+      <w:r>
+        <w:rPr>
+          <w:lang w:val="uk"/>
+        </w:rPr>
+        <w:t xml:space="preserve"> </w:t>
+      </w:r>
+      <w:r>
+        <w:rPr>
+          <w:lang w:val="uk"/>
+        </w:rPr>
+        <w:t xml:space="preserve">неї дає користувач. Дескриптор сторінка зберігає в IndexedDB, тож після</w:t>
+      </w:r>
+      <w:r>
+        <w:rPr>
+          <w:lang w:val="uk"/>
+        </w:rPr>
+        <w:t xml:space="preserve"> </w:t>
+      </w:r>
+      <w:r>
+        <w:rPr>
+          <w:lang w:val="uk"/>
+        </w:rPr>
+        <w:t xml:space="preserve">перезавантаження папка лишається прив’язаною, але за замовчуванням дозвіл треба</w:t>
+      </w:r>
+      <w:r>
+        <w:rPr>
+          <w:lang w:val="uk"/>
+        </w:rPr>
+        <w:t xml:space="preserve"> </w:t>
+      </w:r>
+      <w:r>
+        <w:rPr>
+          <w:lang w:val="uk"/>
+        </w:rPr>
+        <w:t xml:space="preserve">підтвердити знову, і попросити його сторінка може тільки у відповідь на клік, тому</w:t>
+      </w:r>
+      <w:r>
+        <w:rPr>
+          <w:lang w:val="uk"/>
+        </w:rPr>
+        <w:t xml:space="preserve"> </w:t>
+      </w:r>
+      <w:r>
+        <w:rPr>
+          <w:lang w:val="uk"/>
+        </w:rPr>
+        <w:t xml:space="preserve">автоматичні запуски чекають. Змінити час файлу браузер не дозволяє, отже</w:t>
       </w:r>
       <w:r>
         <w:rPr>
@@ -5277,19 +5428,43 @@
         <w:rPr>
           <w:lang w:val="uk"/>
         </w:rPr>
-        <w:t xml:space="preserve">перечитує її вміст кожні 5 с: зміна потрапляє на</w:t>
-      </w:r>
-      <w:r>
-        <w:rPr>
-          <w:lang w:val="uk"/>
-        </w:rPr>
-        <w:t xml:space="preserve"> </w:t>
-      </w:r>
-      <w:r>
-        <w:rPr>
-          <w:lang w:val="uk"/>
-        </w:rPr>
-        <w:t xml:space="preserve">сервер із затримкою до 5 с, а в прихованій чи закритій вкладці не потрапляє зовсім.</w:t>
+        <w:t xml:space="preserve">перечитує її вміст кожні 5 с, і зміна потрапляє на</w:t>
+      </w:r>
+      <w:r>
+        <w:rPr>
+          <w:lang w:val="uk"/>
+        </w:rPr>
+        <w:t xml:space="preserve"> </w:t>
+      </w:r>
+      <w:r>
+        <w:rPr>
+          <w:lang w:val="uk"/>
+        </w:rPr>
+        <w:t xml:space="preserve">сервер із затримкою до 5 с. Поки вкладка прихована, зміни на сервер не потрапляють</w:t>
+      </w:r>
+      <w:r>
+        <w:rPr>
+          <w:lang w:val="uk"/>
+        </w:rPr>
+        <w:t xml:space="preserve"> </w:t>
+      </w:r>
+      <w:r>
+        <w:rPr>
+          <w:lang w:val="uk"/>
+        </w:rPr>
+        <w:t xml:space="preserve">зовсім: їх помітить перше опитування після повернення до вкладки, а в закритій</w:t>
+      </w:r>
+      <w:r>
+        <w:rPr>
+          <w:lang w:val="uk"/>
+        </w:rPr>
+        <w:t xml:space="preserve"> </w:t>
+      </w:r>
+      <w:r>
+        <w:rPr>
+          <w:lang w:val="uk"/>
+        </w:rPr>
+        <w:t xml:space="preserve">вкладці відстеження немає.</w:t>
       </w:r>
     </w:p>
     <w:bookmarkEnd w:id="15"/>
@@ -5348,67 +5523,110 @@
         <w:rPr>
           <w:lang w:val="uk"/>
         </w:rPr>
-        <w:t xml:space="preserve">на 104,8 МБ і переносить Shelf до теки</w:t>
-      </w:r>
-      <w:r>
-        <w:rPr>
-          <w:lang w:val="uk"/>
-        </w:rPr>
-        <w:t xml:space="preserve"> </w:t>
-      </w:r>
-      <w:r>
-        <w:rPr>
-          <w:lang w:val="uk"/>
-        </w:rPr>
-        <w:t xml:space="preserve">«Програми». Збірку не підписано сертифікатом Apple, тому вперше її відкривають через</w:t>
-      </w:r>
-      <w:r>
-        <w:rPr>
-          <w:lang w:val="uk"/>
-        </w:rPr>
-        <w:t xml:space="preserve"> </w:t>
-      </w:r>
-      <w:r>
-        <w:rPr>
-          <w:lang w:val="uk"/>
-        </w:rPr>
-        <w:t xml:space="preserve">контекстне меню. Оновити застосунок можна тільки новою збіркою, бо перевірки версій</w:t>
-      </w:r>
-      <w:r>
-        <w:rPr>
-          <w:lang w:val="uk"/>
-        </w:rPr>
-        <w:t xml:space="preserve"> </w:t>
-      </w:r>
-      <w:r>
-        <w:rPr>
-          <w:lang w:val="uk"/>
-        </w:rPr>
-        <w:t xml:space="preserve">у ньому немає. Натомість встановлена програма не залежить від хостингу сайту, а</w:t>
-      </w:r>
-      <w:r>
-        <w:rPr>
-          <w:lang w:val="uk"/>
-        </w:rPr>
-        <w:t xml:space="preserve"> </w:t>
-      </w:r>
-      <w:r>
-        <w:rPr>
-          <w:lang w:val="uk"/>
-        </w:rPr>
-        <w:t xml:space="preserve">сервер для неї можна змінити просто на екрані входу: локальний стек чи</w:t>
-      </w:r>
-      <w:r>
-        <w:rPr>
-          <w:lang w:val="uk"/>
-        </w:rPr>
-        <w:t xml:space="preserve"> </w:t>
-      </w:r>
-      <w:r>
-        <w:rPr>
-          <w:lang w:val="uk"/>
-        </w:rPr>
-        <w:t xml:space="preserve">опублікований API.</w:t>
+        <w:t xml:space="preserve">на 104,8 МБ і переносить Shelf до</w:t>
+      </w:r>
+      <w:r>
+        <w:rPr>
+          <w:lang w:val="uk"/>
+        </w:rPr>
+        <w:t xml:space="preserve"> </w:t>
+      </w:r>
+      <w:r>
+        <w:rPr>
+          <w:lang w:val="uk"/>
+        </w:rPr>
+        <w:t xml:space="preserve">теки «Програми». Збірку не підписано сертифікатом Apple, тому скачаний з інтернету</w:t>
+      </w:r>
+      <w:r>
+        <w:rPr>
+          <w:lang w:val="uk"/>
+        </w:rPr>
+        <w:t xml:space="preserve"> </w:t>
+      </w:r>
+      <w:r>
+        <w:rPr>
+          <w:lang w:val="uk"/>
+        </w:rPr>
+        <w:t xml:space="preserve">застосунок macOS спочатку блокує, і перший запуск треба дозволити в «Системні</w:t>
+      </w:r>
+      <w:r>
+        <w:rPr>
+          <w:lang w:val="uk"/>
+        </w:rPr>
+        <w:t xml:space="preserve"> </w:t>
+      </w:r>
+      <w:r>
+        <w:rPr>
+          <w:lang w:val="uk"/>
+        </w:rPr>
+        <w:t xml:space="preserve">параметри → Конфіденційність і безпека → Усе одно відкрити»;</w:t>
+      </w:r>
+      <w:r>
+        <w:rPr>
+          <w:lang w:val="uk"/>
+        </w:rPr>
+        <w:t xml:space="preserve"> </w:t>
+      </w:r>
+      <w:r>
+        <w:rPr>
+          <w:rStyle w:val="VerbatimChar"/>
+          <w:lang w:val="uk"/>
+        </w:rPr>
+        <w:t xml:space="preserve">.dmg</w:t>
+      </w:r>
+      <w:r>
+        <w:rPr>
+          <w:lang w:val="uk"/>
+        </w:rPr>
+        <w:t xml:space="preserve">, зібраний на</w:t>
+      </w:r>
+      <w:r>
+        <w:rPr>
+          <w:lang w:val="uk"/>
+        </w:rPr>
+        <w:t xml:space="preserve"> </w:t>
+      </w:r>
+      <w:r>
+        <w:rPr>
+          <w:lang w:val="uk"/>
+        </w:rPr>
+        <w:t xml:space="preserve">тому самому комп’ютері, відкривається без цього запиту. Оновити застосунок можна</w:t>
+      </w:r>
+      <w:r>
+        <w:rPr>
+          <w:lang w:val="uk"/>
+        </w:rPr>
+        <w:t xml:space="preserve"> </w:t>
+      </w:r>
+      <w:r>
+        <w:rPr>
+          <w:lang w:val="uk"/>
+        </w:rPr>
+        <w:t xml:space="preserve">тільки новою збіркою, бо перевірки версій у ньому немає. Натомість встановлена</w:t>
+      </w:r>
+      <w:r>
+        <w:rPr>
+          <w:lang w:val="uk"/>
+        </w:rPr>
+        <w:t xml:space="preserve"> </w:t>
+      </w:r>
+      <w:r>
+        <w:rPr>
+          <w:lang w:val="uk"/>
+        </w:rPr>
+        <w:t xml:space="preserve">програма не залежить від хостингу сайту, а сервер для неї можна змінити просто на</w:t>
+      </w:r>
+      <w:r>
+        <w:rPr>
+          <w:lang w:val="uk"/>
+        </w:rPr>
+        <w:t xml:space="preserve"> </w:t>
+      </w:r>
+      <w:r>
+        <w:rPr>
+          <w:lang w:val="uk"/>
+        </w:rPr>
+        <w:t xml:space="preserve">екрані входу: локальний стек чи опублікований API.</w:t>
       </w:r>
     </w:p>
     <w:p>
@@ -5419,7 +5637,19 @@
         <w:rPr>
           <w:lang w:val="uk"/>
         </w:rPr>
-        <w:t xml:space="preserve">Для веба нічого встановлювати не треба: перше відкриття сторінки входу передає 163,4 КБ. Після</w:t>
+        <w:t xml:space="preserve">Для веба нічого встановлювати не треба: перше відкриття сторінки входу передає</w:t>
+      </w:r>
+      <w:r>
+        <w:rPr>
+          <w:lang w:val="uk"/>
+        </w:rPr>
+        <w:t xml:space="preserve"> </w:t>
+      </w:r>
+      <w:r>
+        <w:rPr>
+          <w:lang w:val="uk"/>
+        </w:rPr>
+        <w:t xml:space="preserve">163,4 КБ. Після</w:t>
       </w:r>
       <w:r>
         <w:rPr>
@@ -5444,43 +5674,80 @@
         <w:rPr>
           <w:lang w:val="uk"/>
         </w:rPr>
-        <w:t xml:space="preserve">у репозиторій Vercel сам збирає й публікує нову версію, і всі користувачі</w:t>
-      </w:r>
-      <w:r>
-        <w:rPr>
-          <w:lang w:val="uk"/>
-        </w:rPr>
-        <w:t xml:space="preserve"> </w:t>
-      </w:r>
-      <w:r>
-        <w:rPr>
-          <w:lang w:val="uk"/>
-        </w:rPr>
-        <w:t xml:space="preserve">отримують її під час наступного відкриття сторінки. Ціна цього полягає в залежності</w:t>
-      </w:r>
-      <w:r>
-        <w:rPr>
-          <w:lang w:val="uk"/>
-        </w:rPr>
-        <w:t xml:space="preserve"> </w:t>
-      </w:r>
-      <w:r>
-        <w:rPr>
-          <w:lang w:val="uk"/>
-        </w:rPr>
-        <w:t xml:space="preserve">від Vercel і Render: безкоштовний сервер Render засинає після 15 хвилин без запитів,</w:t>
-      </w:r>
-      <w:r>
-        <w:rPr>
-          <w:lang w:val="uk"/>
-        </w:rPr>
-        <w:t xml:space="preserve"> </w:t>
-      </w:r>
-      <w:r>
-        <w:rPr>
-          <w:lang w:val="uk"/>
-        </w:rPr>
-        <w:t xml:space="preserve">а адресу API вбудовано в збірку, тож інший сервер потребує іншої збірки.</w:t>
+        <w:t xml:space="preserve">у гілку</w:t>
+      </w:r>
+      <w:r>
+        <w:rPr>
+          <w:lang w:val="uk"/>
+        </w:rPr>
+        <w:t xml:space="preserve"> </w:t>
+      </w:r>
+      <w:r>
+        <w:rPr>
+          <w:rStyle w:val="VerbatimChar"/>
+          <w:lang w:val="uk"/>
+        </w:rPr>
+        <w:t xml:space="preserve">main</w:t>
+      </w:r>
+      <w:r>
+        <w:rPr>
+          <w:lang w:val="uk"/>
+        </w:rPr>
+        <w:t xml:space="preserve"> </w:t>
+      </w:r>
+      <w:r>
+        <w:rPr>
+          <w:lang w:val="uk"/>
+        </w:rPr>
+        <w:t xml:space="preserve">Vercel сам збирає й публікує нову версію, і</w:t>
+      </w:r>
+      <w:r>
+        <w:rPr>
+          <w:lang w:val="uk"/>
+        </w:rPr>
+        <w:t xml:space="preserve"> </w:t>
+      </w:r>
+      <w:r>
+        <w:rPr>
+          <w:lang w:val="uk"/>
+        </w:rPr>
+        <w:t xml:space="preserve">всі користувачі отримують її під час наступного відкриття сторінки. Ціна цього</w:t>
+      </w:r>
+      <w:r>
+        <w:rPr>
+          <w:lang w:val="uk"/>
+        </w:rPr>
+        <w:t xml:space="preserve"> </w:t>
+      </w:r>
+      <w:r>
+        <w:rPr>
+          <w:lang w:val="uk"/>
+        </w:rPr>
+        <w:t xml:space="preserve">полягає в залежності від Vercel і Render: безкоштовний сервер Render засинає після</w:t>
+      </w:r>
+      <w:r>
+        <w:rPr>
+          <w:lang w:val="uk"/>
+        </w:rPr>
+        <w:t xml:space="preserve"> </w:t>
+      </w:r>
+      <w:r>
+        <w:rPr>
+          <w:lang w:val="uk"/>
+        </w:rPr>
+        <w:t xml:space="preserve">15 хвилин без запитів, а адресу API вбудовано в збірку, тож інший сервер потребує</w:t>
+      </w:r>
+      <w:r>
+        <w:rPr>
+          <w:lang w:val="uk"/>
+        </w:rPr>
+        <w:t xml:space="preserve"> </w:t>
+      </w:r>
+      <w:r>
+        <w:rPr>
+          <w:lang w:val="uk"/>
+        </w:rPr>
+        <w:t xml:space="preserve">іншої збірки.</w:t>
       </w:r>
     </w:p>
     <w:bookmarkEnd w:id="16"/>
@@ -5797,19 +6064,31 @@
         <w:rPr>
           <w:lang w:val="uk"/>
         </w:rPr>
-        <w:t xml:space="preserve">, тому ризик його викрадення через вразливість</w:t>
-      </w:r>
-      <w:r>
-        <w:rPr>
-          <w:lang w:val="uk"/>
-        </w:rPr>
-        <w:t xml:space="preserve"> </w:t>
-      </w:r>
-      <w:r>
-        <w:rPr>
-          <w:lang w:val="uk"/>
-        </w:rPr>
-        <w:t xml:space="preserve">XSS однаковий; зменшують його екранування React і відсутність сторонніх скриптів.</w:t>
+        <w:t xml:space="preserve">, тож вразливість XSS дала б змогу його</w:t>
+      </w:r>
+      <w:r>
+        <w:rPr>
+          <w:lang w:val="uk"/>
+        </w:rPr>
+        <w:t xml:space="preserve"> </w:t>
+      </w:r>
+      <w:r>
+        <w:rPr>
+          <w:lang w:val="uk"/>
+        </w:rPr>
+        <w:t xml:space="preserve">викрасти; ризик зменшують екранування React і відсутність сторонніх скриптів, а в</w:t>
+      </w:r>
+      <w:r>
+        <w:rPr>
+          <w:lang w:val="uk"/>
+        </w:rPr>
+        <w:t xml:space="preserve"> </w:t>
+      </w:r>
+      <w:r>
+        <w:rPr>
+          <w:lang w:val="uk"/>
+        </w:rPr>
+        <w:t xml:space="preserve">десктопі ще й CSP, якої веб-клієнт не задає.</w:t>
       </w:r>
     </w:p>
     <w:bookmarkEnd w:id="17"/>
@@ -5868,19 +6147,19 @@
         <w:rPr>
           <w:lang w:val="uk"/>
         </w:rPr>
-        <w:t xml:space="preserve">приблизно в 657 разів більший за перше завантаження сторінки входу, але власного</w:t>
-      </w:r>
-      <w:r>
-        <w:rPr>
-          <w:lang w:val="uk"/>
-        </w:rPr>
-        <w:t xml:space="preserve"> </w:t>
-      </w:r>
-      <w:r>
-        <w:rPr>
-          <w:lang w:val="uk"/>
-        </w:rPr>
-        <w:t xml:space="preserve">коду в ньому небагато: зі 255,3 МБ</w:t>
+        <w:t xml:space="preserve">приблизно в 657 разів більший за перше завантаження сторінки входу,</w:t>
+      </w:r>
+      <w:r>
+        <w:rPr>
+          <w:lang w:val="uk"/>
+        </w:rPr>
+        <w:t xml:space="preserve"> </w:t>
+      </w:r>
+      <w:r>
+        <w:rPr>
+          <w:lang w:val="uk"/>
+        </w:rPr>
+        <w:t xml:space="preserve">але самого застосунку в ньому небагато: зі 255,3 МБ</w:t>
       </w:r>
       <w:r>
         <w:rPr>
@@ -5905,25 +6184,31 @@
         <w:rPr>
           <w:lang w:val="uk"/>
         </w:rPr>
-        <w:t xml:space="preserve">252,6 МБ займає Electron Framework</w:t>
-      </w:r>
-      <w:r>
-        <w:rPr>
-          <w:lang w:val="uk"/>
-        </w:rPr>
-        <w:t xml:space="preserve"> </w:t>
-      </w:r>
-      <w:r>
-        <w:rPr>
-          <w:lang w:val="uk"/>
-        </w:rPr>
-        <w:t xml:space="preserve">(Chromium і Node.js), а</w:t>
-      </w:r>
-      <w:r>
-        <w:rPr>
-          <w:lang w:val="uk"/>
-        </w:rPr>
-        <w:t xml:space="preserve"> </w:t>
+        <w:t xml:space="preserve">252,6 МБ займає</w:t>
+      </w:r>
+      <w:r>
+        <w:rPr>
+          <w:lang w:val="uk"/>
+        </w:rPr>
+        <w:t xml:space="preserve"> </w:t>
+      </w:r>
+      <w:r>
+        <w:rPr>
+          <w:lang w:val="uk"/>
+        </w:rPr>
+        <w:t xml:space="preserve">Electron Framework (Chromium і Node.js), а код застосунку разом із залежностями</w:t>
+      </w:r>
+      <w:r>
+        <w:rPr>
+          <w:lang w:val="uk"/>
+        </w:rPr>
+        <w:t xml:space="preserve"> </w:t>
+      </w:r>
+      <w:r>
+        <w:rPr>
+          <w:lang w:val="uk"/>
+        </w:rPr>
+        <w:t xml:space="preserve">(</w:t>
       </w:r>
       <w:r>
         <w:rPr>
@@ -5936,25 +6221,7 @@
         <w:rPr>
           <w:lang w:val="uk"/>
         </w:rPr>
-        <w:t xml:space="preserve"> </w:t>
-      </w:r>
-      <w:r>
-        <w:rPr>
-          <w:lang w:val="uk"/>
-        </w:rPr>
-        <w:t xml:space="preserve">лише 1,1 МБ. Веб-клієнт використовує вже</w:t>
-      </w:r>
-      <w:r>
-        <w:rPr>
-          <w:lang w:val="uk"/>
-        </w:rPr>
-        <w:t xml:space="preserve"> </w:t>
-      </w:r>
-      <w:r>
-        <w:rPr>
-          <w:lang w:val="uk"/>
-        </w:rPr>
-        <w:t xml:space="preserve">встановлений браузер: для</w:t>
+        <w:t xml:space="preserve">) лише 1,1 МБ. Веб-клієнт використовує вже встановлений браузер: для</w:t>
       </w:r>
       <w:r>
         <w:rPr>
@@ -5979,19 +6246,19 @@
         <w:rPr>
           <w:lang w:val="uk"/>
         </w:rPr>
-        <w:t xml:space="preserve">сайт передає 155,4 КБ скриптів (494,0 КБ після</w:t>
-      </w:r>
-      <w:r>
-        <w:rPr>
-          <w:lang w:val="uk"/>
-        </w:rPr>
-        <w:t xml:space="preserve"> </w:t>
-      </w:r>
-      <w:r>
-        <w:rPr>
-          <w:lang w:val="uk"/>
-        </w:rPr>
-        <w:t xml:space="preserve">розпакування), а перехід після входу на</w:t>
+        <w:t xml:space="preserve">сайт передає 155,4 КБ скриптів (494,0 КБ після розпакування), а перехід</w:t>
+      </w:r>
+      <w:r>
+        <w:rPr>
+          <w:lang w:val="uk"/>
+        </w:rPr>
+        <w:t xml:space="preserve"> </w:t>
+      </w:r>
+      <w:r>
+        <w:rPr>
+          <w:lang w:val="uk"/>
+        </w:rPr>
+        <w:t xml:space="preserve">після входу на</w:t>
       </w:r>
       <w:r>
         <w:rPr>
@@ -6016,19 +6283,19 @@
         <w:rPr>
           <w:lang w:val="uk"/>
         </w:rPr>
-        <w:t xml:space="preserve">додає ще 11,5 КБ разом із</w:t>
-      </w:r>
-      <w:r>
-        <w:rPr>
-          <w:lang w:val="uk"/>
-        </w:rPr>
-        <w:t xml:space="preserve"> </w:t>
-      </w:r>
-      <w:r>
-        <w:rPr>
-          <w:lang w:val="uk"/>
-        </w:rPr>
-        <w:t xml:space="preserve">відповідями API. Таблиці First Load JS</w:t>
+        <w:t xml:space="preserve">додає ще 11,5 КБ разом із відповідями API. Таблиці</w:t>
+      </w:r>
+      <w:r>
+        <w:rPr>
+          <w:lang w:val="uk"/>
+        </w:rPr>
+        <w:t xml:space="preserve"> </w:t>
+      </w:r>
+      <w:r>
+        <w:rPr>
+          <w:lang w:val="uk"/>
+        </w:rPr>
+        <w:t xml:space="preserve">First Load JS</w:t>
       </w:r>
       <w:r>
         <w:rPr>
@@ -6053,19 +6320,69 @@
         <w:rPr>
           <w:lang w:val="uk"/>
         </w:rPr>
-        <w:t xml:space="preserve">у Next.js 16 уже не друкує, тому</w:t>
-      </w:r>
-      <w:r>
-        <w:rPr>
-          <w:lang w:val="uk"/>
-        </w:rPr>
-        <w:t xml:space="preserve"> </w:t>
-      </w:r>
-      <w:r>
-        <w:rPr>
-          <w:lang w:val="uk"/>
-        </w:rPr>
-        <w:t xml:space="preserve">розмір веб-клієнта оцінено саме переданими байтами.</w:t>
+        <w:t xml:space="preserve">у Next.js 16 уже не друкує, але той самий обсяг видно у</w:t>
+      </w:r>
+      <w:r>
+        <w:rPr>
+          <w:lang w:val="uk"/>
+        </w:rPr>
+        <w:t xml:space="preserve"> </w:t>
+      </w:r>
+      <w:r>
+        <w:rPr>
+          <w:lang w:val="uk"/>
+        </w:rPr>
+        <w:t xml:space="preserve">файлі</w:t>
+      </w:r>
+      <w:r>
+        <w:rPr>
+          <w:lang w:val="uk"/>
+        </w:rPr>
+        <w:t xml:space="preserve"> </w:t>
+      </w:r>
+      <w:r>
+        <w:rPr>
+          <w:rStyle w:val="VerbatimChar"/>
+          <w:lang w:val="uk"/>
+        </w:rPr>
+        <w:t xml:space="preserve">.next/diagnostics/route-bundle-stats.json</w:t>
+      </w:r>
+      <w:r>
+        <w:rPr>
+          <w:lang w:val="uk"/>
+        </w:rPr>
+        <w:t xml:space="preserve"> </w:t>
+      </w:r>
+      <w:r>
+        <w:rPr>
+          <w:lang w:val="uk"/>
+        </w:rPr>
+        <w:t xml:space="preserve">локальної збірки: для</w:t>
+      </w:r>
+      <w:r>
+        <w:rPr>
+          <w:lang w:val="uk"/>
+        </w:rPr>
+        <w:t xml:space="preserve"> </w:t>
+      </w:r>
+      <w:r>
+        <w:rPr>
+          <w:rStyle w:val="VerbatimChar"/>
+          <w:lang w:val="uk"/>
+        </w:rPr>
+        <w:t xml:space="preserve">/login</w:t>
+      </w:r>
+      <w:r>
+        <w:rPr>
+          <w:lang w:val="uk"/>
+        </w:rPr>
+        <w:t xml:space="preserve"> </w:t>
+      </w:r>
+      <w:r>
+        <w:rPr>
+          <w:lang w:val="uk"/>
+        </w:rPr>
+        <w:t xml:space="preserve">9 фрагментів, 493,6 КБ JS без стиснення.</w:t>
       </w:r>
     </w:p>
     <w:p>
@@ -6088,79 +6405,67 @@
         <w:rPr>
           <w:lang w:val="uk"/>
         </w:rPr>
-        <w:t xml:space="preserve">420 мс). Перший запуск одразу після збірки триває 2,3 с, імовірно, через перевірку</w:t>
-      </w:r>
-      <w:r>
-        <w:rPr>
-          <w:lang w:val="uk"/>
-        </w:rPr>
-        <w:t xml:space="preserve"> </w:t>
-      </w:r>
-      <w:r>
-        <w:rPr>
-          <w:lang w:val="uk"/>
-        </w:rPr>
-        <w:t xml:space="preserve">нового виконуваного файлу системою; повторна серія дала 431, 527 і 436 мс. Сторінка</w:t>
-      </w:r>
-      <w:r>
-        <w:rPr>
-          <w:lang w:val="uk"/>
-        </w:rPr>
-        <w:t xml:space="preserve"> </w:t>
-      </w:r>
-      <w:r>
-        <w:rPr>
-          <w:lang w:val="uk"/>
-        </w:rPr>
-        <w:t xml:space="preserve">входу опублікованого сайту з порожнім кешем з’являється за 363 мс (377, 363 і</w:t>
-      </w:r>
-      <w:r>
-        <w:rPr>
-          <w:lang w:val="uk"/>
-        </w:rPr>
-        <w:t xml:space="preserve"> </w:t>
-      </w:r>
-      <w:r>
-        <w:rPr>
-          <w:lang w:val="uk"/>
-        </w:rPr>
-        <w:t xml:space="preserve">352 мс), а з кешем за 110 мс; повторна серія дала 398 і 105 мс. Час веба не містить</w:t>
-      </w:r>
-      <w:r>
-        <w:rPr>
-          <w:lang w:val="uk"/>
-        </w:rPr>
-        <w:t xml:space="preserve"> </w:t>
-      </w:r>
-      <w:r>
-        <w:rPr>
-          <w:lang w:val="uk"/>
-        </w:rPr>
-        <w:t xml:space="preserve">запуску браузера, а час десктопа містить старт процесів Electron, тому для</w:t>
-      </w:r>
-      <w:r>
-        <w:rPr>
-          <w:lang w:val="uk"/>
-        </w:rPr>
-        <w:t xml:space="preserve"> </w:t>
-      </w:r>
-      <w:r>
-        <w:rPr>
-          <w:lang w:val="uk"/>
-        </w:rPr>
-        <w:t xml:space="preserve">користувача з уже відкритим браузером сайт відкривається не повільніше за</w:t>
-      </w:r>
-      <w:r>
-        <w:rPr>
-          <w:lang w:val="uk"/>
-        </w:rPr>
-        <w:t xml:space="preserve"> </w:t>
-      </w:r>
-      <w:r>
-        <w:rPr>
-          <w:lang w:val="uk"/>
-        </w:rPr>
-        <w:t xml:space="preserve">застосунок.</w:t>
+        <w:t xml:space="preserve">420 мс). Перший запуск одразу після збірки тривав 2,3 с; причину окремо не</w:t>
+      </w:r>
+      <w:r>
+        <w:rPr>
+          <w:lang w:val="uk"/>
+        </w:rPr>
+        <w:t xml:space="preserve"> </w:t>
+      </w:r>
+      <w:r>
+        <w:rPr>
+          <w:lang w:val="uk"/>
+        </w:rPr>
+        <w:t xml:space="preserve">досліджували. Наступні запуски тривали менше 0,6 с, а повторна серія дала 431, 527 і 436 мс (медіана 436 мс). Сторінка входу опублікованого сайту з порожнім кешем</w:t>
+      </w:r>
+      <w:r>
+        <w:rPr>
+          <w:lang w:val="uk"/>
+        </w:rPr>
+        <w:t xml:space="preserve"> </w:t>
+      </w:r>
+      <w:r>
+        <w:rPr>
+          <w:lang w:val="uk"/>
+        </w:rPr>
+        <w:t xml:space="preserve">з’являється за 363 мс (377, 363 і 352 мс), а з кешем за 110 мс; повторна серія дала</w:t>
+      </w:r>
+      <w:r>
+        <w:rPr>
+          <w:lang w:val="uk"/>
+        </w:rPr>
+        <w:t xml:space="preserve"> </w:t>
+      </w:r>
+      <w:r>
+        <w:rPr>
+          <w:lang w:val="uk"/>
+        </w:rPr>
+        <w:t xml:space="preserve">398 і 105 мс. Час веба не містить запуску браузера, а час десктопа містить старт</w:t>
+      </w:r>
+      <w:r>
+        <w:rPr>
+          <w:lang w:val="uk"/>
+        </w:rPr>
+        <w:t xml:space="preserve"> </w:t>
+      </w:r>
+      <w:r>
+        <w:rPr>
+          <w:lang w:val="uk"/>
+        </w:rPr>
+        <w:t xml:space="preserve">процесів Electron і під’єднання до них Playwright, тому для користувача з уже</w:t>
+      </w:r>
+      <w:r>
+        <w:rPr>
+          <w:lang w:val="uk"/>
+        </w:rPr>
+        <w:t xml:space="preserve"> </w:t>
+      </w:r>
+      <w:r>
+        <w:rPr>
+          <w:lang w:val="uk"/>
+        </w:rPr>
+        <w:t xml:space="preserve">відкритим браузером сайт відкривається не повільніше за застосунок.</w:t>
       </w:r>
     </w:p>
     <w:p>
@@ -6195,31 +6500,43 @@
         <w:rPr>
           <w:lang w:val="uk"/>
         </w:rPr>
-        <w:t xml:space="preserve">Різниця невелика, бо час визначають запити до сервера, а не запис кількох сотень</w:t>
-      </w:r>
-      <w:r>
-        <w:rPr>
-          <w:lang w:val="uk"/>
-        </w:rPr>
-        <w:t xml:space="preserve"> </w:t>
-      </w:r>
-      <w:r>
-        <w:rPr>
-          <w:lang w:val="uk"/>
-        </w:rPr>
-        <w:t xml:space="preserve">кілобайт. Веб вимірювано з каталогом OPFS: системний діалог вибору папки Playwright</w:t>
-      </w:r>
-      <w:r>
-        <w:rPr>
-          <w:lang w:val="uk"/>
-        </w:rPr>
-        <w:t xml:space="preserve"> </w:t>
-      </w:r>
-      <w:r>
-        <w:rPr>
-          <w:lang w:val="uk"/>
-        </w:rPr>
-        <w:t xml:space="preserve">відкрити не може. У справжній папці Chrome записує файл через тимчасовий</w:t>
+        <w:t xml:space="preserve">Різниця становить 14 мс (близько 7 %); час запитів до сервера і час запису файлів</w:t>
+      </w:r>
+      <w:r>
+        <w:rPr>
+          <w:lang w:val="uk"/>
+        </w:rPr>
+        <w:t xml:space="preserve"> </w:t>
+      </w:r>
+      <w:r>
+        <w:rPr>
+          <w:lang w:val="uk"/>
+        </w:rPr>
+        <w:t xml:space="preserve">окремо не вимірювали. Веб вимірювано з каталогом OPFS: системний діалог вибору</w:t>
+      </w:r>
+      <w:r>
+        <w:rPr>
+          <w:lang w:val="uk"/>
+        </w:rPr>
+        <w:t xml:space="preserve"> </w:t>
+      </w:r>
+      <w:r>
+        <w:rPr>
+          <w:lang w:val="uk"/>
+        </w:rPr>
+        <w:t xml:space="preserve">папки Playwright відкрити не може. У справжній папці Chrome записує файл через</w:t>
+      </w:r>
+      <w:r>
+        <w:rPr>
+          <w:lang w:val="uk"/>
+        </w:rPr>
+        <w:t xml:space="preserve"> </w:t>
+      </w:r>
+      <w:r>
+        <w:rPr>
+          <w:lang w:val="uk"/>
+        </w:rPr>
+        <w:t xml:space="preserve">тимчасовий</w:t>
       </w:r>
       <w:r>
         <w:rPr>
@@ -6244,19 +6561,19 @@
         <w:rPr>
           <w:lang w:val="uk"/>
         </w:rPr>
-        <w:t xml:space="preserve">і може перевіряти його перед заміною, тому там час може бути більшим; окремо це не</w:t>
-      </w:r>
-      <w:r>
-        <w:rPr>
-          <w:lang w:val="uk"/>
-        </w:rPr>
-        <w:t xml:space="preserve"> </w:t>
-      </w:r>
-      <w:r>
-        <w:rPr>
-          <w:lang w:val="uk"/>
-        </w:rPr>
-        <w:t xml:space="preserve">вимірювалося.</w:t>
+        <w:t xml:space="preserve">і може перевіряти його перед заміною, тому там час може бути</w:t>
+      </w:r>
+      <w:r>
+        <w:rPr>
+          <w:lang w:val="uk"/>
+        </w:rPr>
+        <w:t xml:space="preserve"> </w:t>
+      </w:r>
+      <w:r>
+        <w:rPr>
+          <w:lang w:val="uk"/>
+        </w:rPr>
+        <w:t xml:space="preserve">більшим; окремо це не вимірювалося.</w:t>
       </w:r>
     </w:p>
     <w:bookmarkEnd w:id="18"/>
@@ -6291,55 +6608,31 @@
         <w:rPr>
           <w:lang w:val="uk"/>
         </w:rPr>
-        <w:t xml:space="preserve">Нижче поруч розміщено фрагменти знімків того самого екрана з етапів 2 і 3:</w:t>
-      </w:r>
-      <w:r>
-        <w:rPr>
-          <w:lang w:val="uk"/>
-        </w:rPr>
-        <w:t xml:space="preserve"> </w:t>
-      </w:r>
-      <w:r>
-        <w:rPr>
-          <w:lang w:val="uk"/>
-        </w:rPr>
-        <w:t xml:space="preserve">ліворуч десктоп, праворуч веб. Знімки зроблено у вікні шириною 1280 px на</w:t>
-      </w:r>
-      <w:r>
-        <w:rPr>
-          <w:lang w:val="uk"/>
-        </w:rPr>
-        <w:t xml:space="preserve"> </w:t>
-      </w:r>
-      <w:r>
-        <w:rPr>
-          <w:lang w:val="uk"/>
-        </w:rPr>
-        <w:t xml:space="preserve">локальному стеку зі свіжими демонстраційними даними, тому дати в таблицях різні.</w:t>
-      </w:r>
-      <w:r>
-        <w:rPr>
-          <w:lang w:val="uk"/>
-        </w:rPr>
-        <w:t xml:space="preserve"> </w:t>
-      </w:r>
-      <w:r>
-        <w:rPr>
-          <w:lang w:val="uk"/>
-        </w:rPr>
-        <w:t xml:space="preserve">Рис. 1 і 3 показують ліву верхню частину вікна з бічною панеллю і першими</w:t>
-      </w:r>
-      <w:r>
-        <w:rPr>
-          <w:lang w:val="uk"/>
-        </w:rPr>
-        <w:t xml:space="preserve"> </w:t>
-      </w:r>
-      <w:r>
-        <w:rPr>
-          <w:lang w:val="uk"/>
-        </w:rPr>
-        <w:t xml:space="preserve">стовпцями таблиці, рис. 2 показує сам діалог.</w:t>
+        <w:t xml:space="preserve">Нижче поруч розміщено фрагменти знімків з етапів 2 і 3 (ліворуч десктоп, праворуч</w:t>
+      </w:r>
+      <w:r>
+        <w:rPr>
+          <w:lang w:val="uk"/>
+        </w:rPr>
+        <w:t xml:space="preserve"> </w:t>
+      </w:r>
+      <w:r>
+        <w:rPr>
+          <w:lang w:val="uk"/>
+        </w:rPr>
+        <w:t xml:space="preserve">веб), зроблених у вікні шириною 1280 px зі свіжими демонстраційними даними, тому</w:t>
+      </w:r>
+      <w:r>
+        <w:rPr>
+          <w:lang w:val="uk"/>
+        </w:rPr>
+        <w:t xml:space="preserve"> </w:t>
+      </w:r>
+      <w:r>
+        <w:rPr>
+          <w:lang w:val="uk"/>
+        </w:rPr>
+        <w:t xml:space="preserve">дати в таблицях різні. Рис. 1 і 3 показують ліву верхню частину вікна, рис. 2 показує варіанти вибору в діалозі конфліктів.</w:t>
       </w:r>
     </w:p>
     <w:p>
@@ -6421,19 +6714,19 @@
         <w:rPr>
           <w:lang w:val="uk"/>
         </w:rPr>
-        <w:t xml:space="preserve">На рис. 1 збігаються компоновка, бічна панель, фільтр, стовпці і значення в рядках:</w:t>
-      </w:r>
-      <w:r>
-        <w:rPr>
-          <w:lang w:val="uk"/>
-        </w:rPr>
-        <w:t xml:space="preserve"> </w:t>
-      </w:r>
-      <w:r>
-        <w:rPr>
-          <w:lang w:val="uk"/>
-        </w:rPr>
-        <w:t xml:space="preserve">обидва екрани складено з тих самих компонентів</w:t>
+        <w:t xml:space="preserve">На рис. 1 збігаються компоновка, бічна панель, фільтр, стовпці, назви, типи й</w:t>
+      </w:r>
+      <w:r>
+        <w:rPr>
+          <w:lang w:val="uk"/>
+        </w:rPr>
+        <w:t xml:space="preserve"> </w:t>
+      </w:r>
+      <w:r>
+        <w:rPr>
+          <w:lang w:val="uk"/>
+        </w:rPr>
+        <w:t xml:space="preserve">розміри файлів: обидва екрани складено з тих самих компонентів</w:t>
       </w:r>
       <w:r>
         <w:rPr>
@@ -6586,7 +6879,7 @@
       <w:r>
         <w:drawing>
           <wp:inline>
-            <wp:extent cx="5334000" cy="994929"/>
+            <wp:extent cx="5334000" cy="744837"/>
             <wp:effectExtent b="0" l="0" r="0" t="0"/>
             <wp:docPr descr="Діалог конфліктів версій: ліворуч десктоп, праворуч веб" title="" id="25" name="Picture"/>
             <a:graphic>
@@ -6607,7 +6900,7 @@
                   <pic:spPr bwMode="auto">
                     <a:xfrm>
                       <a:off x="0" y="0"/>
-                      <a:ext cx="5334000" cy="994929"/>
+                      <a:ext cx="5334000" cy="744837"/>
                     </a:xfrm>
                     <a:prstGeom prst="rect">
                       <a:avLst/>
@@ -6683,43 +6976,43 @@
         <w:rPr>
           <w:lang w:val="uk"/>
         </w:rPr>
-        <w:t xml:space="preserve">на рис. 2 в обох клієнтах однаковий: заголовок, пояснення,</w:t>
-      </w:r>
-      <w:r>
-        <w:rPr>
-          <w:lang w:val="uk"/>
-        </w:rPr>
-        <w:t xml:space="preserve"> </w:t>
-      </w:r>
-      <w:r>
-        <w:rPr>
-          <w:lang w:val="uk"/>
-        </w:rPr>
-        <w:t xml:space="preserve">стовпці «Локальна версія» і «Версія на сервері» з часом і розміром кожної, кнопки</w:t>
-      </w:r>
-      <w:r>
-        <w:rPr>
-          <w:lang w:val="uk"/>
-        </w:rPr>
-        <w:t xml:space="preserve"> </w:t>
-      </w:r>
-      <w:r>
-        <w:rPr>
-          <w:lang w:val="uk"/>
-        </w:rPr>
-        <w:t xml:space="preserve">«Скасувати синхронізацію» і «Застосувати». Заздалегідь вибрано новішу версію за тим</w:t>
-      </w:r>
-      <w:r>
-        <w:rPr>
-          <w:lang w:val="uk"/>
-        </w:rPr>
-        <w:t xml:space="preserve"> </w:t>
-      </w:r>
-      <w:r>
-        <w:rPr>
-          <w:lang w:val="uk"/>
-        </w:rPr>
-        <w:t xml:space="preserve">самим правилом із</w:t>
+        <w:t xml:space="preserve">в обох клієнтах однаковий: заголовок, пояснення, стовпці</w:t>
+      </w:r>
+      <w:r>
+        <w:rPr>
+          <w:lang w:val="uk"/>
+        </w:rPr>
+        <w:t xml:space="preserve"> </w:t>
+      </w:r>
+      <w:r>
+        <w:rPr>
+          <w:lang w:val="uk"/>
+        </w:rPr>
+        <w:t xml:space="preserve">«Локальна версія» і «Версія на сервері» з часом і розміром кожної, кнопки</w:t>
+      </w:r>
+      <w:r>
+        <w:rPr>
+          <w:lang w:val="uk"/>
+        </w:rPr>
+        <w:t xml:space="preserve"> </w:t>
+      </w:r>
+      <w:r>
+        <w:rPr>
+          <w:lang w:val="uk"/>
+        </w:rPr>
+        <w:t xml:space="preserve">«Скасувати синхронізацію» і «Застосувати»; рис. 2 показує його середню частину.</w:t>
+      </w:r>
+      <w:r>
+        <w:rPr>
+          <w:lang w:val="uk"/>
+        </w:rPr>
+        <w:t xml:space="preserve"> </w:t>
+      </w:r>
+      <w:r>
+        <w:rPr>
+          <w:lang w:val="uk"/>
+        </w:rPr>
+        <w:t xml:space="preserve">Заздалегідь вибрано новішу версію за тим самим правилом із</w:t>
       </w:r>
       <w:r>
         <w:rPr>
@@ -6738,7 +7031,19 @@
         <w:rPr>
           <w:lang w:val="uk"/>
         </w:rPr>
-        <w:t xml:space="preserve">. У сценарії етапу 2 новішою була серверна версія</w:t>
+        <w:t xml:space="preserve">. У</w:t>
+      </w:r>
+      <w:r>
+        <w:rPr>
+          <w:lang w:val="uk"/>
+        </w:rPr>
+        <w:t xml:space="preserve"> </w:t>
+      </w:r>
+      <w:r>
+        <w:rPr>
+          <w:lang w:val="uk"/>
+        </w:rPr>
+        <w:t xml:space="preserve">сценарії етапу 2 новішою була серверна версія</w:t>
       </w:r>
       <w:r>
         <w:rPr>
@@ -6763,31 +7068,289 @@
         <w:rPr>
           <w:lang w:val="uk"/>
         </w:rPr>
-        <w:t xml:space="preserve">(22:32, 66 Б проти локальної 22:27, 80 Б), а в сценарії етапу 3 локальний</w:t>
-      </w:r>
-      <w:r>
-        <w:rPr>
-          <w:lang w:val="uk"/>
-        </w:rPr>
-        <w:t xml:space="preserve"> </w:t>
-      </w:r>
-      <w:r>
-        <w:rPr>
-          <w:lang w:val="uk"/>
-        </w:rPr>
-        <w:t xml:space="preserve">файл змінили вже після серверного (обидва о 14:44; 114 Б проти 66 Б), тому позначки</w:t>
-      </w:r>
-      <w:r>
-        <w:rPr>
-          <w:lang w:val="uk"/>
-        </w:rPr>
-        <w:t xml:space="preserve"> </w:t>
-      </w:r>
-      <w:r>
-        <w:rPr>
-          <w:lang w:val="uk"/>
-        </w:rPr>
-        <w:t xml:space="preserve">стоять у різних стовпцях.</w:t>
+        <w:t xml:space="preserve">(22:32, 66 Б проти</w:t>
+      </w:r>
+      <w:r>
+        <w:rPr>
+          <w:lang w:val="uk"/>
+        </w:rPr>
+        <w:t xml:space="preserve"> </w:t>
+      </w:r>
+      <w:r>
+        <w:rPr>
+          <w:lang w:val="uk"/>
+        </w:rPr>
+        <w:t xml:space="preserve">локальної 22:27, 80 Б), а в сценарії етапу 3 локальний файл змінили вже після</w:t>
+      </w:r>
+      <w:r>
+        <w:rPr>
+          <w:lang w:val="uk"/>
+        </w:rPr>
+        <w:t xml:space="preserve"> </w:t>
+      </w:r>
+      <w:r>
+        <w:rPr>
+          <w:lang w:val="uk"/>
+        </w:rPr>
+        <w:t xml:space="preserve">серверного (обидва о 14:44; 114 Б проти 66 Б), тому позначки стоять у різних</w:t>
+      </w:r>
+      <w:r>
+        <w:rPr>
+          <w:lang w:val="uk"/>
+        </w:rPr>
+        <w:t xml:space="preserve"> </w:t>
+      </w:r>
+      <w:r>
+        <w:rPr>
+          <w:lang w:val="uk"/>
+        </w:rPr>
+        <w:t xml:space="preserve">стовпцях.</w:t>
+      </w:r>
+    </w:p>
+    <w:p>
+      <w:pPr>
+        <w:pStyle w:val="BodyText"/>
+      </w:pPr>
+      <w:r>
+        <w:rPr>
+          <w:lang w:val="uk"/>
+        </w:rPr>
+        <w:t xml:space="preserve">Рис. 3 показує результат «Застосувати». Звіт</w:t>
+      </w:r>
+      <w:r>
+        <w:rPr>
+          <w:lang w:val="uk"/>
+        </w:rPr>
+        <w:t xml:space="preserve"> </w:t>
+      </w:r>
+      <w:r>
+        <w:rPr>
+          <w:rStyle w:val="VerbatimChar"/>
+          <w:lang w:val="uk"/>
+        </w:rPr>
+        <w:t xml:space="preserve">SyncReportView</w:t>
+      </w:r>
+      <w:r>
+        <w:rPr>
+          <w:lang w:val="uk"/>
+        </w:rPr>
+        <w:t xml:space="preserve"> </w:t>
+      </w:r>
+      <w:r>
+        <w:rPr>
+          <w:lang w:val="uk"/>
+        </w:rPr>
+        <w:t xml:space="preserve">має ті самі чотири</w:t>
+      </w:r>
+      <w:r>
+        <w:rPr>
+          <w:lang w:val="uk"/>
+        </w:rPr>
+        <w:t xml:space="preserve"> </w:t>
+      </w:r>
+      <w:r>
+        <w:rPr>
+          <w:lang w:val="uk"/>
+        </w:rPr>
+        <w:t xml:space="preserve">рядки, а «Без змін: 11» і «Конфліктів: 1» збігаються, бо обидва сценарії мали</w:t>
+      </w:r>
+      <w:r>
+        <w:rPr>
+          <w:lang w:val="uk"/>
+        </w:rPr>
+        <w:t xml:space="preserve"> </w:t>
+      </w:r>
+      <w:r>
+        <w:rPr>
+          <w:lang w:val="uk"/>
+        </w:rPr>
+        <w:t xml:space="preserve">12 файлів з одним конфліктом, а план склав той самий</w:t>
+      </w:r>
+      <w:r>
+        <w:rPr>
+          <w:lang w:val="uk"/>
+        </w:rPr>
+        <w:t xml:space="preserve"> </w:t>
+      </w:r>
+      <w:r>
+        <w:rPr>
+          <w:rStyle w:val="VerbatimChar"/>
+          <w:lang w:val="uk"/>
+        </w:rPr>
+        <w:t xml:space="preserve">SyncEngine</w:t>
+      </w:r>
+      <w:r>
+        <w:rPr>
+          <w:lang w:val="uk"/>
+        </w:rPr>
+        <w:t xml:space="preserve">. Відрізняється</w:t>
+      </w:r>
+      <w:r>
+        <w:rPr>
+          <w:lang w:val="uk"/>
+        </w:rPr>
+        <w:t xml:space="preserve"> </w:t>
+      </w:r>
+      <w:r>
+        <w:rPr>
+          <w:lang w:val="uk"/>
+        </w:rPr>
+        <w:t xml:space="preserve">напрямок: десктоп залишив версію з сервера («Скачано з сервера: 1»,</w:t>
+      </w:r>
+      <w:r>
+        <w:rPr>
+          <w:lang w:val="uk"/>
+        </w:rPr>
+        <w:t xml:space="preserve"> </w:t>
+      </w:r>
+      <w:r>
+        <w:rPr>
+          <w:rStyle w:val="VerbatimChar"/>
+          <w:lang w:val="uk"/>
+        </w:rPr>
+        <w:t xml:space="preserve">todo.txt</w:t>
+      </w:r>
+      <w:r>
+        <w:rPr>
+          <w:lang w:val="uk"/>
+        </w:rPr>
+        <w:t xml:space="preserve"> </w:t>
+      </w:r>
+      <w:r>
+        <w:rPr>
+          <w:lang w:val="uk"/>
+        </w:rPr>
+        <w:t xml:space="preserve">має</w:t>
+      </w:r>
+      <w:r>
+        <w:rPr>
+          <w:lang w:val="uk"/>
+        </w:rPr>
+        <w:t xml:space="preserve"> </w:t>
+      </w:r>
+      <w:r>
+        <w:rPr>
+          <w:lang w:val="uk"/>
+        </w:rPr>
+        <w:t xml:space="preserve">66 Б), а веб локальну («Завантажено на сервер: 1»,</w:t>
+      </w:r>
+      <w:r>
+        <w:rPr>
+          <w:lang w:val="uk"/>
+        </w:rPr>
+        <w:t xml:space="preserve"> </w:t>
+      </w:r>
+      <w:r>
+        <w:rPr>
+          <w:rStyle w:val="VerbatimChar"/>
+          <w:lang w:val="uk"/>
+        </w:rPr>
+        <w:t xml:space="preserve">todo.txt</w:t>
+      </w:r>
+      <w:r>
+        <w:rPr>
+          <w:lang w:val="uk"/>
+        </w:rPr>
+        <w:t xml:space="preserve"> </w:t>
+      </w:r>
+      <w:r>
+        <w:rPr>
+          <w:lang w:val="uk"/>
+        </w:rPr>
+        <w:t xml:space="preserve">має 114 Б і новий час</w:t>
+      </w:r>
+      <w:r>
+        <w:rPr>
+          <w:lang w:val="uk"/>
+        </w:rPr>
+        <w:t xml:space="preserve"> </w:t>
+      </w:r>
+      <w:r>
+        <w:rPr>
+          <w:lang w:val="uk"/>
+        </w:rPr>
+        <w:t xml:space="preserve">зміни). Запис папки в бічній панелі знову різний: повний шлях у десктопі і лише</w:t>
+      </w:r>
+      <w:r>
+        <w:rPr>
+          <w:lang w:val="uk"/>
+        </w:rPr>
+        <w:t xml:space="preserve"> </w:t>
+      </w:r>
+      <w:r>
+        <w:rPr>
+          <w:lang w:val="uk"/>
+        </w:rPr>
+        <w:t xml:space="preserve">назва</w:t>
+      </w:r>
+      <w:r>
+        <w:rPr>
+          <w:lang w:val="uk"/>
+        </w:rPr>
+        <w:t xml:space="preserve"> </w:t>
+      </w:r>
+      <w:r>
+        <w:rPr>
+          <w:rStyle w:val="VerbatimChar"/>
+          <w:lang w:val="uk"/>
+        </w:rPr>
+        <w:t xml:space="preserve">Shelf</w:t>
+      </w:r>
+      <w:r>
+        <w:rPr>
+          <w:lang w:val="uk"/>
+        </w:rPr>
+        <w:t xml:space="preserve"> </w:t>
+      </w:r>
+      <w:r>
+        <w:rPr>
+          <w:lang w:val="uk"/>
+        </w:rPr>
+        <w:t xml:space="preserve">у вебі. Спільний рушій отримав від кожного клієнта тільки інші</w:t>
+      </w:r>
+      <w:r>
+        <w:rPr>
+          <w:lang w:val="uk"/>
+        </w:rPr>
+        <w:t xml:space="preserve"> </w:t>
+      </w:r>
+      <w:r>
+        <w:rPr>
+          <w:rStyle w:val="VerbatimChar"/>
+          <w:lang w:val="uk"/>
+        </w:rPr>
+        <w:t xml:space="preserve">LocalFolder</w:t>
+      </w:r>
+      <w:r>
+        <w:rPr>
+          <w:lang w:val="uk"/>
+        </w:rPr>
+        <w:t xml:space="preserve"> </w:t>
+      </w:r>
+      <w:r>
+        <w:rPr>
+          <w:lang w:val="uk"/>
+        </w:rPr>
+        <w:t xml:space="preserve">і</w:t>
+      </w:r>
+      <w:r>
+        <w:rPr>
+          <w:lang w:val="uk"/>
+        </w:rPr>
+        <w:t xml:space="preserve"> </w:t>
+      </w:r>
+      <w:r>
+        <w:rPr>
+          <w:rStyle w:val="VerbatimChar"/>
+          <w:lang w:val="uk"/>
+        </w:rPr>
+        <w:t xml:space="preserve">SnapshotStore</w:t>
+      </w:r>
+      <w:r>
+        <w:rPr>
+          <w:lang w:val="uk"/>
+        </w:rPr>
+        <w:t xml:space="preserve">.</w:t>
       </w:r>
     </w:p>
     <w:p>
@@ -6861,228 +7424,6 @@
         <w:t xml:space="preserve">: Звіт після розв’язання конфлікту: ліворуч десктоп, праворуч веб</w:t>
       </w:r>
     </w:p>
-    <w:p>
-      <w:pPr>
-        <w:pStyle w:val="BodyText"/>
-      </w:pPr>
-      <w:r>
-        <w:rPr>
-          <w:lang w:val="uk"/>
-        </w:rPr>
-        <w:t xml:space="preserve">Рис. 3 показує результат «Застосувати». Звіт</w:t>
-      </w:r>
-      <w:r>
-        <w:rPr>
-          <w:lang w:val="uk"/>
-        </w:rPr>
-        <w:t xml:space="preserve"> </w:t>
-      </w:r>
-      <w:r>
-        <w:rPr>
-          <w:rStyle w:val="VerbatimChar"/>
-          <w:lang w:val="uk"/>
-        </w:rPr>
-        <w:t xml:space="preserve">SyncReportView</w:t>
-      </w:r>
-      <w:r>
-        <w:rPr>
-          <w:lang w:val="uk"/>
-        </w:rPr>
-        <w:t xml:space="preserve"> </w:t>
-      </w:r>
-      <w:r>
-        <w:rPr>
-          <w:lang w:val="uk"/>
-        </w:rPr>
-        <w:t xml:space="preserve">має ті самі чотири</w:t>
-      </w:r>
-      <w:r>
-        <w:rPr>
-          <w:lang w:val="uk"/>
-        </w:rPr>
-        <w:t xml:space="preserve"> </w:t>
-      </w:r>
-      <w:r>
-        <w:rPr>
-          <w:lang w:val="uk"/>
-        </w:rPr>
-        <w:t xml:space="preserve">рядки, а «Без змін: 11» і «Конфліктів: 1» збігаються, бо план виконав той самий</w:t>
-      </w:r>
-      <w:r>
-        <w:rPr>
-          <w:lang w:val="uk"/>
-        </w:rPr>
-        <w:t xml:space="preserve"> </w:t>
-      </w:r>
-      <w:r>
-        <w:rPr>
-          <w:rStyle w:val="VerbatimChar"/>
-          <w:lang w:val="uk"/>
-        </w:rPr>
-        <w:t xml:space="preserve">SyncEngine</w:t>
-      </w:r>
-      <w:r>
-        <w:rPr>
-          <w:lang w:val="uk"/>
-        </w:rPr>
-        <w:t xml:space="preserve">. Відрізняється напрямок: десктоп залишив версію з сервера («Скачано з</w:t>
-      </w:r>
-      <w:r>
-        <w:rPr>
-          <w:lang w:val="uk"/>
-        </w:rPr>
-        <w:t xml:space="preserve"> </w:t>
-      </w:r>
-      <w:r>
-        <w:rPr>
-          <w:lang w:val="uk"/>
-        </w:rPr>
-        <w:t xml:space="preserve">сервера: 1»,</w:t>
-      </w:r>
-      <w:r>
-        <w:rPr>
-          <w:lang w:val="uk"/>
-        </w:rPr>
-        <w:t xml:space="preserve"> </w:t>
-      </w:r>
-      <w:r>
-        <w:rPr>
-          <w:rStyle w:val="VerbatimChar"/>
-          <w:lang w:val="uk"/>
-        </w:rPr>
-        <w:t xml:space="preserve">todo.txt</w:t>
-      </w:r>
-      <w:r>
-        <w:rPr>
-          <w:lang w:val="uk"/>
-        </w:rPr>
-        <w:t xml:space="preserve"> </w:t>
-      </w:r>
-      <w:r>
-        <w:rPr>
-          <w:lang w:val="uk"/>
-        </w:rPr>
-        <w:t xml:space="preserve">має 66 Б), а веб локальну («Завантажено на сервер: 1»,</w:t>
-      </w:r>
-      <w:r>
-        <w:rPr>
-          <w:lang w:val="uk"/>
-        </w:rPr>
-        <w:t xml:space="preserve"> </w:t>
-      </w:r>
-      <w:r>
-        <w:rPr>
-          <w:rStyle w:val="VerbatimChar"/>
-          <w:lang w:val="uk"/>
-        </w:rPr>
-        <w:t xml:space="preserve">todo.txt</w:t>
-      </w:r>
-      <w:r>
-        <w:rPr>
-          <w:lang w:val="uk"/>
-        </w:rPr>
-        <w:t xml:space="preserve"> </w:t>
-      </w:r>
-      <w:r>
-        <w:rPr>
-          <w:lang w:val="uk"/>
-        </w:rPr>
-        <w:t xml:space="preserve">має 114 Б і новий час зміни). Запис папки в бічній панелі знову різний:</w:t>
-      </w:r>
-      <w:r>
-        <w:rPr>
-          <w:lang w:val="uk"/>
-        </w:rPr>
-        <w:t xml:space="preserve"> </w:t>
-      </w:r>
-      <w:r>
-        <w:rPr>
-          <w:lang w:val="uk"/>
-        </w:rPr>
-        <w:t xml:space="preserve">повний шлях у десктопі і лише назва</w:t>
-      </w:r>
-      <w:r>
-        <w:rPr>
-          <w:lang w:val="uk"/>
-        </w:rPr>
-        <w:t xml:space="preserve"> </w:t>
-      </w:r>
-      <w:r>
-        <w:rPr>
-          <w:rStyle w:val="VerbatimChar"/>
-          <w:lang w:val="uk"/>
-        </w:rPr>
-        <w:t xml:space="preserve">Shelf</w:t>
-      </w:r>
-      <w:r>
-        <w:rPr>
-          <w:lang w:val="uk"/>
-        </w:rPr>
-        <w:t xml:space="preserve"> </w:t>
-      </w:r>
-      <w:r>
-        <w:rPr>
-          <w:lang w:val="uk"/>
-        </w:rPr>
-        <w:t xml:space="preserve">у вебі. Спільний рушій отримав від</w:t>
-      </w:r>
-      <w:r>
-        <w:rPr>
-          <w:lang w:val="uk"/>
-        </w:rPr>
-        <w:t xml:space="preserve"> </w:t>
-      </w:r>
-      <w:r>
-        <w:rPr>
-          <w:lang w:val="uk"/>
-        </w:rPr>
-        <w:t xml:space="preserve">кожного клієнта тільки інші</w:t>
-      </w:r>
-      <w:r>
-        <w:rPr>
-          <w:lang w:val="uk"/>
-        </w:rPr>
-        <w:t xml:space="preserve"> </w:t>
-      </w:r>
-      <w:r>
-        <w:rPr>
-          <w:rStyle w:val="VerbatimChar"/>
-          <w:lang w:val="uk"/>
-        </w:rPr>
-        <w:t xml:space="preserve">LocalFolder</w:t>
-      </w:r>
-      <w:r>
-        <w:rPr>
-          <w:lang w:val="uk"/>
-        </w:rPr>
-        <w:t xml:space="preserve"> </w:t>
-      </w:r>
-      <w:r>
-        <w:rPr>
-          <w:lang w:val="uk"/>
-        </w:rPr>
-        <w:t xml:space="preserve">і</w:t>
-      </w:r>
-      <w:r>
-        <w:rPr>
-          <w:lang w:val="uk"/>
-        </w:rPr>
-        <w:t xml:space="preserve"> </w:t>
-      </w:r>
-      <w:r>
-        <w:rPr>
-          <w:rStyle w:val="VerbatimChar"/>
-          <w:lang w:val="uk"/>
-        </w:rPr>
-        <w:t xml:space="preserve">SnapshotStore</w:t>
-      </w:r>
-      <w:r>
-        <w:rPr>
-          <w:lang w:val="uk"/>
-        </w:rPr>
-        <w:t xml:space="preserve">.</w:t>
-      </w:r>
-    </w:p>
     <w:bookmarkEnd w:id="32"/>
     <w:bookmarkStart w:id="36" w:name="переваги-й-обмеження"/>
     <w:p>
@@ -7195,7 +7536,19 @@
         <w:rPr>
           <w:lang w:val="uk"/>
         </w:rPr>
-        <w:t xml:space="preserve">файл можна зберегти діалогом «Зберегти як» або перетягнути рядок у Finder;</w:t>
+        <w:t xml:space="preserve">файл можна скачати через системний діалог збереження файлу або перетягнути</w:t>
+      </w:r>
+      <w:r>
+        <w:rPr>
+          <w:lang w:val="uk"/>
+        </w:rPr>
+        <w:t xml:space="preserve"> </w:t>
+      </w:r>
+      <w:r>
+        <w:rPr>
+          <w:lang w:val="uk"/>
+        </w:rPr>
+        <w:t xml:space="preserve">рядок у Finder;</w:t>
       </w:r>
     </w:p>
     <w:p>
@@ -7250,7 +7603,19 @@
         <w:rPr>
           <w:lang w:val="uk"/>
         </w:rPr>
-        <w:t xml:space="preserve">треба скачати 104,8 МБ і встановити непідписаний застосунок;</w:t>
+        <w:t xml:space="preserve">треба скачати 104,8 МБ, встановити непідписаний застосунок і дозволити його</w:t>
+      </w:r>
+      <w:r>
+        <w:rPr>
+          <w:lang w:val="uk"/>
+        </w:rPr>
+        <w:t xml:space="preserve"> </w:t>
+      </w:r>
+      <w:r>
+        <w:rPr>
+          <w:lang w:val="uk"/>
+        </w:rPr>
+        <w:t xml:space="preserve">перший запуск у налаштуваннях macOS;</w:t>
       </w:r>
     </w:p>
     <w:p>
@@ -7280,7 +7645,32 @@
         <w:rPr>
           <w:lang w:val="uk"/>
         </w:rPr>
-        <w:t xml:space="preserve">на диску займає 255,3 МБ, з яких власного коду лише 1,1 МБ;</w:t>
+        <w:t xml:space="preserve">на диску займає 255,3 МБ, з яких код застосунку разом із залежностями</w:t>
+      </w:r>
+      <w:r>
+        <w:rPr>
+          <w:lang w:val="uk"/>
+        </w:rPr>
+        <w:t xml:space="preserve"> </w:t>
+      </w:r>
+      <w:r>
+        <w:rPr>
+          <w:lang w:val="uk"/>
+        </w:rPr>
+        <w:t xml:space="preserve">(</w:t>
+      </w:r>
+      <w:r>
+        <w:rPr>
+          <w:rStyle w:val="VerbatimChar"/>
+          <w:lang w:val="uk"/>
+        </w:rPr>
+        <w:t xml:space="preserve">app.asar</w:t>
+      </w:r>
+      <w:r>
+        <w:rPr>
+          <w:lang w:val="uk"/>
+        </w:rPr>
+        <w:t xml:space="preserve">) лише 1,1 МБ;</w:t>
       </w:r>
     </w:p>
     <w:p>
@@ -7373,7 +7763,7 @@
         <w:rPr>
           <w:lang w:val="uk"/>
         </w:rPr>
-        <w:t xml:space="preserve">нова версія доступна всім одразу після публікації;</w:t>
+        <w:t xml:space="preserve">нову версію всі отримують під час наступного відкриття сторінки;</w:t>
       </w:r>
     </w:p>
     <w:p>
@@ -7431,19 +7821,19 @@
         <w:rPr>
           <w:lang w:val="uk"/>
         </w:rPr>
-        <w:t xml:space="preserve">синхронізація з папкою працює лише в Chrome і Edge, а дозвіл після</w:t>
-      </w:r>
-      <w:r>
-        <w:rPr>
-          <w:lang w:val="uk"/>
-        </w:rPr>
-        <w:t xml:space="preserve"> </w:t>
-      </w:r>
-      <w:r>
-        <w:rPr>
-          <w:lang w:val="uk"/>
-        </w:rPr>
-        <w:t xml:space="preserve">перезавантаження сторінки треба підтвердити знову;</w:t>
+        <w:t xml:space="preserve">синхронізація з папкою працює лише в настільних Chrome і Edge, а дозвіл після</w:t>
+      </w:r>
+      <w:r>
+        <w:rPr>
+          <w:lang w:val="uk"/>
+        </w:rPr>
+        <w:t xml:space="preserve"> </w:t>
+      </w:r>
+      <w:r>
+        <w:rPr>
+          <w:lang w:val="uk"/>
+        </w:rPr>
+        <w:t xml:space="preserve">перезавантаження сторінки за замовчуванням треба підтвердити знову;</w:t>
       </w:r>
     </w:p>
     <w:p>
@@ -7606,31 +7996,31 @@
         <w:rPr>
           <w:lang w:val="uk"/>
         </w:rPr>
-        <w:t xml:space="preserve">вебі потрібен Chrome або Edge і відкрита вкладка. Обидва клієнти працюють з тим</w:t>
-      </w:r>
-      <w:r>
-        <w:rPr>
-          <w:lang w:val="uk"/>
-        </w:rPr>
-        <w:t xml:space="preserve"> </w:t>
-      </w:r>
-      <w:r>
-        <w:rPr>
-          <w:lang w:val="uk"/>
-        </w:rPr>
-        <w:t xml:space="preserve">самим простором, тому їх можна поєднувати: десктоп синхронізує робочу папку, а</w:t>
-      </w:r>
-      <w:r>
-        <w:rPr>
-          <w:lang w:val="uk"/>
-        </w:rPr>
-        <w:t xml:space="preserve"> </w:t>
-      </w:r>
-      <w:r>
-        <w:rPr>
-          <w:lang w:val="uk"/>
-        </w:rPr>
-        <w:t xml:space="preserve">веб дає доступ до тих самих файлів з будь-якого пристрою.</w:t>
+        <w:t xml:space="preserve">вебі потрібен настільний Chrome або Edge і відкрита вкладка. Обидва клієнти</w:t>
+      </w:r>
+      <w:r>
+        <w:rPr>
+          <w:lang w:val="uk"/>
+        </w:rPr>
+        <w:t xml:space="preserve"> </w:t>
+      </w:r>
+      <w:r>
+        <w:rPr>
+          <w:lang w:val="uk"/>
+        </w:rPr>
+        <w:t xml:space="preserve">працюють з тим самим простором, тому їх можна поєднувати: десктоп синхронізує</w:t>
+      </w:r>
+      <w:r>
+        <w:rPr>
+          <w:lang w:val="uk"/>
+        </w:rPr>
+        <w:t xml:space="preserve"> </w:t>
+      </w:r>
+      <w:r>
+        <w:rPr>
+          <w:lang w:val="uk"/>
+        </w:rPr>
+        <w:t xml:space="preserve">робочу папку, а веб дає доступ до тих самих файлів з будь-якого пристрою.</w:t>
       </w:r>
     </w:p>
     <w:bookmarkEnd w:id="35"/>
@@ -7701,19 +8091,19 @@
         <w:rPr>
           <w:lang w:val="uk"/>
         </w:rPr>
-        <w:t xml:space="preserve">синхронізації й усі екрани в них однакові. Відмінності зосереджено там, де</w:t>
-      </w:r>
-      <w:r>
-        <w:rPr>
-          <w:lang w:val="uk"/>
-        </w:rPr>
-        <w:t xml:space="preserve"> </w:t>
-      </w:r>
-      <w:r>
-        <w:rPr>
-          <w:lang w:val="uk"/>
-        </w:rPr>
-        <w:t xml:space="preserve">платформа дає різні можливості. Десктоп має повний доступ до папки, події змін і</w:t>
+        <w:t xml:space="preserve">синхронізації й усі компоненти екранів у них спільні. Відмінності зосереджено там,</w:t>
+      </w:r>
+      <w:r>
+        <w:rPr>
+          <w:lang w:val="uk"/>
+        </w:rPr>
+        <w:t xml:space="preserve"> </w:t>
+      </w:r>
+      <w:r>
+        <w:rPr>
+          <w:lang w:val="uk"/>
+        </w:rPr>
+        <w:t xml:space="preserve">де платформа дає різні можливості. Десктоп має повний доступ до папки, події змін і</w:t>
       </w:r>
       <w:r>
         <w:rPr>
@@ -7786,31 +8176,43 @@
         <w:rPr>
           <w:lang w:val="uk"/>
         </w:rPr>
-        <w:t xml:space="preserve">синхронізує лише в Chrome і Edge, опитуючи її кожні 5 с. Перша синхронізація 10 файлів триває майже однаково: 216 і 202 мс. Отже, десктоп краще підходить для</w:t>
-      </w:r>
-      <w:r>
-        <w:rPr>
-          <w:lang w:val="uk"/>
-        </w:rPr>
-        <w:t xml:space="preserve"> </w:t>
-      </w:r>
-      <w:r>
-        <w:rPr>
-          <w:lang w:val="uk"/>
-        </w:rPr>
-        <w:t xml:space="preserve">постійної роботи з локальною папкою, а веб — для швидкого доступу до файлів з</w:t>
-      </w:r>
-      <w:r>
-        <w:rPr>
-          <w:lang w:val="uk"/>
-        </w:rPr>
-        <w:t xml:space="preserve"> </w:t>
-      </w:r>
-      <w:r>
-        <w:rPr>
-          <w:lang w:val="uk"/>
-        </w:rPr>
-        <w:t xml:space="preserve">будь-якого пристрою.</w:t>
+        <w:t xml:space="preserve">синхронізує лише в настільних Chrome і Edge, опитуючи її кожні 5 с. Перша</w:t>
+      </w:r>
+      <w:r>
+        <w:rPr>
+          <w:lang w:val="uk"/>
+        </w:rPr>
+        <w:t xml:space="preserve"> </w:t>
+      </w:r>
+      <w:r>
+        <w:rPr>
+          <w:lang w:val="uk"/>
+        </w:rPr>
+        <w:t xml:space="preserve">синхронізація 10 файлів триває майже однаково: 216 і 202 мс. Отже, десктоп краще</w:t>
+      </w:r>
+      <w:r>
+        <w:rPr>
+          <w:lang w:val="uk"/>
+        </w:rPr>
+        <w:t xml:space="preserve"> </w:t>
+      </w:r>
+      <w:r>
+        <w:rPr>
+          <w:lang w:val="uk"/>
+        </w:rPr>
+        <w:t xml:space="preserve">підходить для постійної роботи з локальною папкою, а веб — для швидкого доступу до</w:t>
+      </w:r>
+      <w:r>
+        <w:rPr>
+          <w:lang w:val="uk"/>
+        </w:rPr>
+        <w:t xml:space="preserve"> </w:t>
+      </w:r>
+      <w:r>
+        <w:rPr>
+          <w:lang w:val="uk"/>
+        </w:rPr>
+        <w:t xml:space="preserve">файлів з будь-якого пристрою.</w:t>
       </w:r>
     </w:p>
     <w:bookmarkEnd w:id="37"/>

--- a/docs/reports/stage4-comparison.docx
+++ b/docs/reports/stage4-comparison.docx
@@ -6453,19 +6453,67 @@
         <w:rPr>
           <w:lang w:val="uk"/>
         </w:rPr>
-        <w:t xml:space="preserve">процесів Electron і під’єднання до них Playwright, тому для користувача з уже</w:t>
-      </w:r>
-      <w:r>
-        <w:rPr>
-          <w:lang w:val="uk"/>
-        </w:rPr>
-        <w:t xml:space="preserve"> </w:t>
-      </w:r>
-      <w:r>
-        <w:rPr>
-          <w:lang w:val="uk"/>
-        </w:rPr>
-        <w:t xml:space="preserve">відкритим браузером сайт відкривається не повільніше за застосунок.</w:t>
+        <w:t xml:space="preserve">процесів Electron і під’єднання до них Playwright, тому за цими медіанами для</w:t>
+      </w:r>
+      <w:r>
+        <w:rPr>
+          <w:lang w:val="uk"/>
+        </w:rPr>
+        <w:t xml:space="preserve"> </w:t>
+      </w:r>
+      <w:r>
+        <w:rPr>
+          <w:lang w:val="uk"/>
+        </w:rPr>
+        <w:t xml:space="preserve">користувача з уже відкритим браузером сайт відкривається не повільніше за</w:t>
+      </w:r>
+      <w:r>
+        <w:rPr>
+          <w:lang w:val="uk"/>
+        </w:rPr>
+        <w:t xml:space="preserve"> </w:t>
+      </w:r>
+      <w:r>
+        <w:rPr>
+          <w:lang w:val="uk"/>
+        </w:rPr>
+        <w:t xml:space="preserve">застосунок. Проте час запуску помітно коливається між запусками: контрольний</w:t>
+      </w:r>
+      <w:r>
+        <w:rPr>
+          <w:lang w:val="uk"/>
+        </w:rPr>
+        <w:t xml:space="preserve"> </w:t>
+      </w:r>
+      <w:r>
+        <w:rPr>
+          <w:lang w:val="uk"/>
+        </w:rPr>
+        <w:t xml:space="preserve">запуск після всіх виправлень дав 898 мс для десктопа і 3495 мс для веба з</w:t>
+      </w:r>
+      <w:r>
+        <w:rPr>
+          <w:lang w:val="uk"/>
+        </w:rPr>
+        <w:t xml:space="preserve"> </w:t>
+      </w:r>
+      <w:r>
+        <w:rPr>
+          <w:lang w:val="uk"/>
+        </w:rPr>
+        <w:t xml:space="preserve">порожнім кешем (135 мс з кешем), а причину окремо не досліджували. Тому ці</w:t>
+      </w:r>
+      <w:r>
+        <w:rPr>
+          <w:lang w:val="uk"/>
+        </w:rPr>
+        <w:t xml:space="preserve"> </w:t>
+      </w:r>
+      <w:r>
+        <w:rPr>
+          <w:lang w:val="uk"/>
+        </w:rPr>
+        <w:t xml:space="preserve">значення показують порядок величин, а не точне співвідношення клієнтів.</w:t>
       </w:r>
     </w:p>
     <w:p>
